--- a/40_DOCS/Doc_3_Player_Pillar_II.docx
+++ b/40_DOCS/Doc_3_Player_Pillar_II.docx
@@ -17,7 +17,7 @@
         <w:jc w:val="left"/>
       </w:pPr>
       <w:r>
-        <w:t xml:space="preserve">This document covers the back half of the player pillar: how the projection built in Doc 2 turns into one dollar figure per contract. It covers the value an RFA contract carries past its own final season, the regression that converts wins into dollars, the assembly step that nets everything into a single present-value number, and goaltenders, priced through a parallel chain that the rest of this document does not quite fit.</w:t>
+        <w:t xml:space="preserve">This document covers the back half of the player pillar: how the projection from the previous document turns into one dollar figure per contract. It covers the value an RFA contract carries past its final season, the market rate that converts wins into dollars, the assembly into one present-value number, and goaltenders, which run through a parallel chain.</w:t>
       </w:r>
     </w:p>
     <w:p>
@@ -35,25 +35,25 @@
         <w:jc w:val="left"/>
       </w:pPr>
       <w:r>
-        <w:t xml:space="preserve">A contract expiring into unrestricted free agency carries no further value to the current club beyond its final season. One expiring into restricted free agency does, because the club retains exclusive negotiating rights over the player for additional seasons, at a cost set by the collective bargaining agreement's qualifying-offer formula rather than by open-market bidding. The model walks the Doc 2 projection forward through these controlled years and prices each one against the formula in force that season.</w:t>
-      </w:r>
-    </w:p>
-    <w:p>
-      <w:pPr>
-        <w:spacing w:after="200"/>
-        <w:jc w:val="left"/>
-      </w:pPr>
-      <w:r>
-        <w:t xml:space="preserve">Each controlled year is weighted by the observed probability that a club actually extends the qualifying offer to a player of that projected quality, using the same four quality tiers defined in Doc 2, §2.4. The first version of this calibration had no such weighting: it assumed a club extends the offer whenever projected value covers the cost, and because even a zero-win control year projects as worth more than most qualifying offers, nearly every player looked worth keeping. That version caught only 18% of 614 real walk-away decisions.</w:t>
-      </w:r>
-    </w:p>
-    <w:p>
-      <w:pPr>
-        <w:spacing w:after="200"/>
-        <w:jc w:val="left"/>
-      </w:pPr>
-      <w:r>
-        <w:t xml:space="preserve">Calibrating against the observed rates was not the end of the story. The calibration had a selection-bias hole of its own: 1,039 of 2,270 real qualify-or-walk decisions had been silently dropped from the sample because they carried no production figure, and those are exactly the players a club is most likely to walk away from. Among the retained sample, 21.3% of decisions were walks; among the full sample once the dropped decisions are restored, the true rate is 27.0%, with 33.9% of the dropped group walked against 21.3% in the retained group. The fix treats a missing production figure as informative, meaning it is read as a below-replacement player rather than as missing data.</w:t>
+        <w:t xml:space="preserve">A contract expiring into unrestricted free agency carries no further value to the current club beyond its final season. One expiring into restricted free agency does, because the club retains exclusive negotiating rights over the player for additional seasons, at a cost set by the collective bargaining agreement's qualifying-offer formula rather than by open-market bidding. The model walks the projection forward through these controlled years and prices each one against the formula in force that season.</w:t>
+      </w:r>
+    </w:p>
+    <w:p>
+      <w:pPr>
+        <w:spacing w:after="200"/>
+        <w:jc w:val="left"/>
+      </w:pPr>
+      <w:r>
+        <w:t xml:space="preserve">Each controlled year is weighted by the observed probability that a club actually extends the qualifying offer to a player of that projected quality, using the same four quality tiers used for the exit hazard. The first version of this calibration had no such weighting: it assumed a club extends the offer whenever projected value covers the cost, and because even a zero-win control year projects as worth more than most qualifying offers, nearly every player looked worth keeping. That version caught only 18% of 614 real walk-away decisions.</w:t>
+      </w:r>
+    </w:p>
+    <w:p>
+      <w:pPr>
+        <w:spacing w:after="200"/>
+        <w:jc w:val="left"/>
+      </w:pPr>
+      <w:r>
+        <w:t xml:space="preserve">That calibration had a selection-bias hole of its own: 1,039 of 2,270 real qualify-or-walk decisions had been silently dropped from the sample because they carried no production figure, and those are exactly the players a club is most likely to walk away from. Among the retained sample, 21.3% of decisions were walks; among the full sample once the dropped decisions are restored, the true rate is 27.0%, with 33.9% of the dropped group walked against 21.3% in the retained group. The fix treats a missing production figure as informative, meaning it is read as a below-replacement player rather than as missing data.</w:t>
       </w:r>
     </w:p>
     <w:p>
@@ -71,7 +71,7 @@
         <w:jc w:val="left"/>
       </w:pPr>
       <w:r>
-        <w:t xml:space="preserve">One objection was considered and rejected: that terminal value should account for the timing of when a roster spot, not a specific player, becomes available. This was rejected because the model is pricing a specific player's future production, not a generic roster slot, and the two are not the same object.</w:t>
+        <w:t xml:space="preserve">One objection was considered and rejected: that terminal value should account for the timing of when a roster spot, not a specific player, becomes available. This was rejected because the model prices a specific player's future production, not a generic roster slot.</w:t>
       </w:r>
     </w:p>
     <w:p>
@@ -134,7 +134,7 @@
         <w:jc w:val="left"/>
       </w:pPr>
       <w:r>
-        <w:t xml:space="preserve">A replacement-level skater prices at 1.32% of the cap, $1.27 million at the 2025-26 ceiling. Each additional win adds 2.12% of the cap for a forward and 2.41% for a defenceman, $2.03 million and $2.30 million respectively. Position enters the fit as a difference in slope only, with one shared intercept for both positions, because at zero measured wins the market pays the two positions alike. One line prices both restricted and unrestricted free agents, since the two are not statistically distinguishable (F=0.12, p=0.887). This corrects an earlier report, which had found separate markets for the two; that earlier sample had goaltenders mixed into what was presented as a skater-only sample, and the corrected fit resolves the discrepancy. It is also the clearest illustration in the project of why a reproduction guard exists before any result is trusted (Doc 5, §5.3).</w:t>
+        <w:t xml:space="preserve">A replacement-level skater prices at 1.32% of the cap, $1.27 million at the 2025-26 ceiling. Each additional win adds 2.12% of the cap for a forward and 2.41% for a defenceman, $2.03 million and $2.30 million respectively. Position enters the fit as a difference in slope only, with one shared intercept for both positions, because at zero measured wins the market pays the two positions alike. One line prices both restricted and unrestricted free agents, since the two are not statistically distinguishable (F=0.12, p=0.887). This corrects an earlier report, which had found separate markets for the two; that earlier sample had goaltenders mixed into what was presented as a skater-only sample, and the corrected fit resolves the discrepancy. This is also a clear example of why the reproduction guard described in the verification document exists.</w:t>
       </w:r>
     </w:p>
     <w:p>
@@ -170,7 +170,7 @@
         <w:jc w:val="left"/>
       </w:pPr>
       <w:r>
-        <w:t xml:space="preserve">The defence slope premium is the weakest term in the model: z=2.41, p=0.016, significant at the 5% level but not at the 1% level, while the other two coefficients sit at p&lt;0.001. This is worth raising before a reader finds it independently.</w:t>
+        <w:t xml:space="preserve">The defence slope premium is the weakest term in the model: z=2.41, p=0.016, significant at the 5% level but not at the 1% level, while the other two coefficients sit at p&lt;0.001.</w:t>
       </w:r>
     </w:p>
     <w:p>
@@ -188,7 +188,7 @@
         <w:jc w:val="left"/>
       </w:pPr>
       <w:r>
-        <w:t xml:space="preserve">The model carries no length term. A pre-registered null test found that the long-contract-negative-NPV finding (Doc 5, §5.2) survives without one, but the absence means the model cannot separately price the cost certainty that a long contract buys a club.</w:t>
+        <w:t xml:space="preserve">The model carries no length term. A pre-registered null test found that the long-contract-negative-NPV finding, covered in the findings document, survives without one, but the absence means the model cannot separately price the cost certainty that a long contract buys a club.</w:t>
       </w:r>
     </w:p>
     <w:p>
@@ -215,7 +215,7 @@
         <w:jc w:val="left"/>
       </w:pPr>
       <w:r>
-        <w:t xml:space="preserve">Two discount factors apply, and they are kept separate rather than combined into one number, because they answer different questions. The first is the survival probability from the exit hazard (Doc 2, §2.4): the chance the player's career has ended before a given future season arrives. The second is cap growth, assumed at 3% a year from the valuation season's known salary cap ceiling, which erodes the relative value of a fixed future dollar. The 3% figure is a planning assumption, not a historical average, and because both sides of a trade share the same assumption, error in the rate largely cancels out when trades are compared as surplus ratios rather than raw dollar differences.</w:t>
+        <w:t xml:space="preserve">Two discount factors apply, and they are kept separate rather than combined into one number, because they answer different questions. The first is the survival probability from the exit hazard described earlier: the chance the player's career has ended before a given future season arrives. The second is cap growth, assumed at 3% a year from the valuation season's known salary cap ceiling, which erodes the relative value of a fixed future dollar. The 3% figure is a planning assumption, not a historical average, and because both sides of a trade share the same assumption, error in the rate largely cancels out when trades are compared as surplus ratios rather than raw dollar differences.</w:t>
       </w:r>
     </w:p>
     <w:p>
@@ -233,7 +233,7 @@
         <w:jc w:val="left"/>
       </w:pPr>
       <w:r>
-        <w:t xml:space="preserve">Deliberately excluded from the discount rate is any allowance for managerial impatience, the idea that a general manager might discount the future more heavily than the underlying economics warrant, out of short-term pressure to win now. Building that tendency into the model's own discount rate would make it impossible for the back-test to ever detect a manager over-discounting the future. The discount rate is built from survival risk and cap growth alone, so any managerial short-termism in the real data has to surface as a result of the back-test rather than being assumed away in advance. This is a designed blindness, not an oversight, and stating it that way is a stronger defence than arguing the discount rate is somehow complete.</w:t>
+        <w:t xml:space="preserve">The discount rate does not allow for managerial impatience: the idea that a general manager might discount the future more heavily than the underlying economics warrant, out of short-term pressure to win now. Building that tendency into the model's own discount rate would make it impossible for the back-test to ever detect a manager over-discounting the future. The discount rate is built from survival risk and cap growth alone, so any managerial short-termism in the real data has to surface as a result of the back-test rather than being assumed away in advance. This is a deliberate choice, not an oversight.</w:t>
       </w:r>
     </w:p>
     <w:p>
@@ -251,16 +251,16 @@
         <w:jc w:val="left"/>
       </w:pPr>
       <w:r>
-        <w:t xml:space="preserve">Cap optionality, the value of the roster flexibility a shorter contract buys, is not priced anywhere in the model. Adding it would make long contracts look worse relative to short ones, so its absence does not flatter the long-contract finding described in Doc 5, §5.2. That is the direction that matters, and it is worth stating for that reason.</w:t>
-      </w:r>
-    </w:p>
-    <w:p>
-      <w:pPr>
-        <w:spacing w:after="200"/>
-        <w:jc w:val="left"/>
-      </w:pPr>
-      <w:r>
-        <w:t xml:space="preserve">Downstream spines were rewritten on the current rate and retention gate described above. Anything built off an older spine is stale, and that should be verified before citing any figure drawn from this pillar.</w:t>
+        <w:t xml:space="preserve">Cap optionality, the value of the roster flexibility a shorter contract buys, is not priced anywhere in the model. Adding it would make long contracts look worse relative to short ones, so its absence does not flatter the long-contract finding described in the findings document. That is the direction that matters.</w:t>
+      </w:r>
+    </w:p>
+    <w:p>
+      <w:pPr>
+        <w:spacing w:after="200"/>
+        <w:jc w:val="left"/>
+      </w:pPr>
+      <w:r>
+        <w:t xml:space="preserve">Downstream spines were rewritten on the current rate and retention gate described above. Anything built off an older spine is stale.</w:t>
       </w:r>
     </w:p>
     <w:p>
@@ -314,7 +314,7 @@
         <w:jc w:val="left"/>
       </w:pPr>
       <w:r>
-        <w:t xml:space="preserve">Goaltenders are still priced on an older least-squares rate, not the current censored rate used for skaters in the section above. This is a deliberate sequencing choice, held until the goaltender pillar's own outstanding items settle, but it means the two positions are currently priced on different equations, and that should be stated explicitly rather than left for a reader to discover.</w:t>
+        <w:t xml:space="preserve">Goaltenders are still priced on an older least-squares rate, not the current censored rate used for skaters in the section above. This is a deliberate sequencing choice, held until the goaltender pillar's own outstanding items settle, but it means the two positions are currently priced on different equations.</w:t>
       </w:r>
     </w:p>
     <w:p>

--- a/40_DOCS/Doc_3_Player_Pillar_II.docx
+++ b/40_DOCS/Doc_3_Player_Pillar_II.docx
@@ -26,79 +26,88 @@
         <w:spacing w:after="140" w:before="280"/>
       </w:pPr>
       <w:r>
-        <w:t xml:space="preserve">End-of-contract value under restricted free agency</w:t>
-      </w:r>
-    </w:p>
-    <w:p>
-      <w:pPr>
-        <w:spacing w:after="200"/>
-        <w:jc w:val="left"/>
-      </w:pPr>
-      <w:r>
-        <w:t xml:space="preserve">A contract expiring into unrestricted free agency carries no further value to the current club beyond its final season. One expiring into restricted free agency does, because the club retains exclusive negotiating rights over the player for additional seasons, at a cost set by the collective bargaining agreement's qualifying-offer formula rather than by open-market bidding. The model walks the projection forward through these controlled years and prices each one against the formula in force that season.</w:t>
-      </w:r>
-    </w:p>
-    <w:p>
-      <w:pPr>
-        <w:spacing w:after="200"/>
-        <w:jc w:val="left"/>
-      </w:pPr>
-      <w:r>
-        <w:t xml:space="preserve">Each controlled year is weighted by the observed probability that a club actually extends the qualifying offer to a player of that projected quality, using the same four quality tiers used for the exit hazard. The first version of this calibration had no such weighting: it assumed a club extends the offer whenever projected value covers the cost, and because even a zero-win control year projects as worth more than most qualifying offers, nearly every player looked worth keeping. That version caught only 18% of 614 real walk-away decisions.</w:t>
-      </w:r>
-    </w:p>
-    <w:p>
-      <w:pPr>
-        <w:spacing w:after="200"/>
-        <w:jc w:val="left"/>
-      </w:pPr>
-      <w:r>
-        <w:t xml:space="preserve">That calibration had a selection-bias hole of its own: 1,039 of 2,270 real qualify-or-walk decisions had been silently dropped from the sample because they carried no production figure, and those are exactly the players a club is most likely to walk away from. Among the retained sample, 21.3% of decisions were walks; among the full sample once the dropped decisions are restored, the true rate is 27.0%, with 33.9% of the dropped group walked against 21.3% in the retained group. The fix treats a missing production figure as informative, meaning it is read as a below-replacement player rather than as missing data.</w:t>
-      </w:r>
-    </w:p>
-    <w:p>
-      <w:pPr>
-        <w:spacing w:after="200"/>
-        <w:jc w:val="left"/>
-      </w:pPr>
-      <w:r>
-        <w:t xml:space="preserve">With that fix in place, terminal value was overstated by 12.3% at three control years, a meaningfully smaller gap than the 20% to 25% an earlier review had estimated. Most of that difference is composition rather than a rate effect, since composition does not compound the way a rate does. Because three separate changes (the rate rebuild, the retention fix, and the league-minimum floor) all pushed fringe-player value down at once, an over-correction check was run directly: the model still prices retention more generously than clubs actually behave, 91.6% modeled retention against 79.3% observed, so no further change was made on this point.</w:t>
-      </w:r>
-    </w:p>
-    <w:p>
-      <w:pPr>
-        <w:spacing w:after="200"/>
-        <w:jc w:val="left"/>
-      </w:pPr>
-      <w:r>
-        <w:t xml:space="preserve">One objection was considered and rejected: that terminal value should account for the timing of when a roster spot, not a specific player, becomes available. This was rejected because the model prices a specific player's future production, not a generic roster slot.</w:t>
-      </w:r>
-    </w:p>
-    <w:p>
-      <w:pPr>
-        <w:spacing w:after="200"/>
-        <w:jc w:val="left"/>
-      </w:pPr>
-      <w:r>
-        <w:t xml:space="preserve">### Open and untested</w:t>
-      </w:r>
-    </w:p>
-    <w:p>
-      <w:pPr>
-        <w:spacing w:after="200"/>
-        <w:jc w:val="left"/>
-      </w:pPr>
-      <w:r>
-        <w:t xml:space="preserve">The over-correction verdict above rests on a margin of roughly $300,000. At the low end of the defensible range for the model's intercept, that verdict reverses.</w:t>
-      </w:r>
-    </w:p>
-    <w:p>
-      <w:pPr>
-        <w:spacing w:after="200"/>
-        <w:jc w:val="left"/>
-      </w:pPr>
-      <w:r>
-        <w:t xml:space="preserve">44.6% of RFA contracts carry no salary data, so the qualifying-offer formula falls back to average annual value. That fallback erases any front-loading in the original contract by construction, which disables the CBA's 120% qualifying-offer cap in exactly the front-loaded cases that cap exists to constrain. This is known and unfixed.</w:t>
+        <w:t xml:space="preserve">The market rate: turning wins into dollars</w:t>
+      </w:r>
+    </w:p>
+    <w:p>
+      <w:pPr>
+        <w:spacing w:after="200"/>
+        <w:jc w:val="left"/>
+      </w:pPr>
+      <w:r>
+        <w:t xml:space="preserve">The market rate converts a player's trailing production into a price. It is a regression of a contract's cap share on the player's trailing weighted production at signing, fitted on 2,349 skater contract starts from 2018 through 2025.</w:t>
+      </w:r>
+    </w:p>
+    <w:p>
+      <w:pPr>
+        <w:spacing w:after="200"/>
+        <w:jc w:val="left"/>
+      </w:pPr>
+      <w:r>
+        <w:t xml:space="preserve">Cap share rather than raw salary is the outcome for a mechanical reason: the salary cap ceiling moves between seasons, so the same dollar figure means different things in different years, while a share of the ceiling is comparable across the whole window and converts back to dollars at any season's cap.</w:t>
+      </w:r>
+    </w:p>
+    <w:p>
+      <w:pPr>
+        <w:spacing w:after="200"/>
+        <w:jc w:val="left"/>
+      </w:pPr>
+      <w:r>
+        <w:t xml:space="preserve">The regression is left-censored, a form usually called Tobit. The reason is that 529 of those 2,349 contracts sit exactly at the league minimum, where the club could not legally offer less. Those prices are not negotiated figures, and a plain regression that treats them as though they were drags the fitted line upward at the bottom of the market. A censored fit handles them correctly: contracts above the minimum contribute the ordinary likelihood of their observed price, while contracts at the minimum contribute only the probability of falling at or below it.</w:t>
+      </w:r>
+    </w:p>
+    <w:p>
+      <w:pPr>
+        <w:spacing w:after="200"/>
+        <w:jc w:val="left"/>
+      </w:pPr>
+      <w:r>
+        <w:t xml:space="preserve">The fitted rate has one intercept shared by both positions and a slope that differs between them. A replacement-level skater prices at 1.325% of the cap, $1.265 million at the 2025-26 ceiling of $95.5 million. Each additional win adds 2.123% of the cap for a forward and 2.410% for a defenceman, $2.028 million and $2.302 million. Position enters as a slope difference rather than a separate intercept because at zero measured wins the market pays the two positions alike; the difference is in what it pays for production, not for a roster spot.</w:t>
+      </w:r>
+    </w:p>
+    <w:p>
+      <w:pPr>
+        <w:spacing w:after="200"/>
+        <w:jc w:val="left"/>
+      </w:pPr>
+      <w:r>
+        <w:t xml:space="preserve">One line prices both restricted and unrestricted free agents, because the two are not statistically distinguishable for skaters (F=0.12, p=0.887). This corrects an earlier locked report that found two separate markets. That report's sample had goaltenders pooled into what its methods section presented as skater-only, and correcting the sample collapses the difference. The pipeline still rebuilds that earlier result on every run as a guard and asserts it lands on the originally published coefficients, so that a failure to reproduce it stops the run before anything downstream is trusted. This is the clearest case in the project of why the reproduction guard described in the verification document exists.</w:t>
+      </w:r>
+    </w:p>
+    <w:p>
+      <w:pPr>
+        <w:spacing w:after="200"/>
+        <w:jc w:val="left"/>
+      </w:pPr>
+      <w:r>
+        <w:t xml:space="preserve">Era splits were tested and rejected. Residual differences between cap regimes are marginal (p=0.044), and the back-test's currency is surplus ratios, which are robust to level errors in the rate by construction. Era-specific rates remain available as a robustness re-run.</w:t>
+      </w:r>
+    </w:p>
+    <w:p>
+      <w:pPr>
+        <w:spacing w:after="200"/>
+        <w:jc w:val="left"/>
+      </w:pPr>
+      <w:r>
+        <w:t xml:space="preserve">The 2018 floor exists because the contract export thins sharply before it, to 63, 223, and 452 contracts for 2015, 2016, and 2017 against roughly 700 a year afterward. Fitting on those years would estimate the rate on whichever contracts happened to survive in the export.</w:t>
+      </w:r>
+    </w:p>
+    <w:p>
+      <w:pPr>
+        <w:spacing w:after="200"/>
+        <w:jc w:val="left"/>
+      </w:pPr>
+      <w:r>
+        <w:t xml:space="preserve">A censored fit has no true R². Two substitute measures are reported and neither is comparable to an ordinary least-squares R²: McFadden's pseudo-R² comes to 0.129, and the squared correlation on the uncensored part of the sample to 0.433.</w:t>
+      </w:r>
+    </w:p>
+    <w:p>
+      <w:pPr>
+        <w:spacing w:after="200"/>
+        <w:jc w:val="left"/>
+      </w:pPr>
+      <w:r>
+        <w:t xml:space="preserve">Two limitations sit on this rate. The defence slope is the weakest term in the model, at z=2.41 and p=0.016, significant at the 5% level but not the 1%, while the other two coefficients sit below p=0.001. And roughly $496,000 per season of positional pricing error survives after the position term is included. The model also carries no contract-length term. A pre-registered null test found that the long-contract finding described in the findings document survives without one, but its absence means the model cannot separately price the cost certainty a long contract buys a club.</w:t>
       </w:r>
     </w:p>
     <w:p>
@@ -107,88 +116,106 @@
         <w:spacing w:after="140" w:before="280"/>
       </w:pPr>
       <w:r>
-        <w:t xml:space="preserve">The market rate: turning wins into dollars</w:t>
-      </w:r>
-    </w:p>
-    <w:p>
-      <w:pPr>
-        <w:spacing w:after="200"/>
-        <w:jc w:val="left"/>
-      </w:pPr>
-      <w:r>
-        <w:t xml:space="preserve">The market rate does the conversion from wins to dollars, and it is fitted as a censored regression of a contract's cap share on its trailing weighted WAR, using cap share rather than raw average annual value so the rate scales correctly across seasons with different salary cap ceilings. The fit runs on 2,349 skater contract starts from 2018 through 2025; 2018 is the floor because the contract export thins sharply before it, 63, 223, and 452 contracts for 2015 through 2017 against roughly 700 a year from 2018 on, and fitting on those earlier years would estimate the rate on whichever contracts happened to survive in the export rather than on a representative sample.</w:t>
-      </w:r>
-    </w:p>
-    <w:p>
-      <w:pPr>
-        <w:spacing w:after="200"/>
-        <w:jc w:val="left"/>
-      </w:pPr>
-      <w:r>
-        <w:t xml:space="preserve">The censoring matters because 529 of those 2,349 contracts sit exactly at the league minimum, where a club could not legally offer less. That price is not a negotiated figure, and treating it as one with a plain regression drags the fitted line upward at the bottom. A left-censored, or Tobit, fit corrects for this directly.</w:t>
-      </w:r>
-    </w:p>
-    <w:p>
-      <w:pPr>
-        <w:spacing w:after="200"/>
-        <w:jc w:val="left"/>
-      </w:pPr>
-      <w:r>
-        <w:t xml:space="preserve">A replacement-level skater prices at 1.32% of the cap, $1.27 million at the 2025-26 ceiling. Each additional win adds 2.12% of the cap for a forward and 2.41% for a defenceman, $2.03 million and $2.30 million respectively. Position enters the fit as a difference in slope only, with one shared intercept for both positions, because at zero measured wins the market pays the two positions alike. One line prices both restricted and unrestricted free agents, since the two are not statistically distinguishable (F=0.12, p=0.887). This corrects an earlier report, which had found separate markets for the two; that earlier sample had goaltenders mixed into what was presented as a skater-only sample, and the corrected fit resolves the discrepancy. This is also a clear example of why the reproduction guard described in the verification document exists.</w:t>
-      </w:r>
-    </w:p>
-    <w:p>
-      <w:pPr>
-        <w:spacing w:after="200"/>
-        <w:jc w:val="left"/>
-      </w:pPr>
-      <w:r>
-        <w:t xml:space="preserve">A censored fit like this one does not have a true R². Two substitute measures are reported instead, and neither is comparable to an ordinary least-squares R². McFadden's pseudo-R² comes to 0.129, and the squared correlation on the uncensored portion of the sample comes to 0.433; both describe fit quality within this model's own framework, not the share of variance explained in the ordinary sense.</w:t>
-      </w:r>
-    </w:p>
-    <w:p>
-      <w:pPr>
-        <w:spacing w:after="200"/>
-        <w:jc w:val="left"/>
-      </w:pPr>
-      <w:r>
-        <w:t xml:space="preserve">Each projected season's wins-above-replacement figure is converted to dollars at this rate.</w:t>
-      </w:r>
-    </w:p>
-    <w:p>
-      <w:pPr>
-        <w:spacing w:after="200"/>
-        <w:jc w:val="left"/>
-      </w:pPr>
-      <w:r>
-        <w:t xml:space="preserve">### Open and untested</w:t>
-      </w:r>
-    </w:p>
-    <w:p>
-      <w:pPr>
-        <w:spacing w:after="200"/>
-        <w:jc w:val="left"/>
-      </w:pPr>
-      <w:r>
-        <w:t xml:space="preserve">The defence slope premium is the weakest term in the model: z=2.41, p=0.016, significant at the 5% level but not at the 1% level, while the other two coefficients sit at p&lt;0.001.</w:t>
-      </w:r>
-    </w:p>
-    <w:p>
-      <w:pPr>
-        <w:spacing w:after="200"/>
-        <w:jc w:val="left"/>
-      </w:pPr>
-      <w:r>
-        <w:t xml:space="preserve">A positional error of roughly $496,000 per season remains even after the position term is included.</w:t>
-      </w:r>
-    </w:p>
-    <w:p>
-      <w:pPr>
-        <w:spacing w:after="200"/>
-        <w:jc w:val="left"/>
-      </w:pPr>
-      <w:r>
-        <w:t xml:space="preserve">The model carries no length term. A pre-registered null test found that the long-contract-negative-NPV finding, covered in the findings document, survives without one, but the absence means the model cannot separately price the cost certainty that a long contract buys a club.</w:t>
+        <w:t xml:space="preserve">End-of-contract value under restricted free agency</w:t>
+      </w:r>
+    </w:p>
+    <w:p>
+      <w:pPr>
+        <w:spacing w:after="200"/>
+        <w:jc w:val="left"/>
+      </w:pPr>
+      <w:r>
+        <w:t xml:space="preserve">A contract expiring into unrestricted free agency carries no further value to the current club: the player leaves and the team keeps nothing. One expiring into restricted free agency does, because the club retains exclusive negotiating rights for every season until the player reaches UFA eligibility. Those control years have value because the club can retain the player with a qualifying offer, a one-year offer set by a CBA formula that is typically well below what his production is worth on the open market.</w:t>
+      </w:r>
+    </w:p>
+    <w:p>
+      <w:pPr>
+        <w:spacing w:after="200"/>
+        <w:jc w:val="left"/>
+      </w:pPr>
+      <w:r>
+        <w:t xml:space="preserve">The value side is simply the projection continuing to walk. A control year is another future season of the same player: same trailing anchor, same ratio path, same replacement reversion for negative anchors, same forward cap path, same league-minimum floor.</w:t>
+      </w:r>
+    </w:p>
+    <w:p>
+      <w:pPr>
+        <w:spacing w:after="200"/>
+        <w:jc w:val="left"/>
+      </w:pPr>
+      <w:r>
+        <w:t xml:space="preserve">The cost side is the qualifying-offer formula, computed on base salary excluding signing bonuses and iterated year over year, since each offer is a one-year deal and the next escalates off it. Through the 2026 offseason the bands are 110% of salary at or below $660,000, 105% capped at $1.0 million between $660,000 and $1.0 million, and 100% at or above $1.0 million. Contracts signed after July 2020 add an anti-front-loading rule: the offer cannot exceed 120% of the contract's cap hit. From the 2026 offseason the bands move to $1.25 million and $1.75 million. Each offer is floored at that season's league minimum.</w:t>
+      </w:r>
+    </w:p>
+    <w:p>
+      <w:pPr>
+        <w:spacing w:after="200"/>
+        <w:jc w:val="left"/>
+      </w:pPr>
+      <w:r>
+        <w:t xml:space="preserve">Two mechanisms then decide how much of that surplus the model actually books, and they are different from each other.</w:t>
+      </w:r>
+    </w:p>
+    <w:p>
+      <w:pPr>
+        <w:spacing w:after="200"/>
+        <w:jc w:val="left"/>
+      </w:pPr>
+      <w:r>
+        <w:t xml:space="preserve">The first is truncation. Control is a right, not an obligation: the club qualifies a player while he is worth it and walks away when he is not, and once it walks away the remaining control years vanish, because a club cannot skip a year and re-qualify later. So the terminal value truncates at the first control year whose projected surplus goes negative. The untruncated sum is reported alongside it so the effect of the choice stays visible.</w:t>
+      </w:r>
+    </w:p>
+    <w:p>
+      <w:pPr>
+        <w:spacing w:after="200"/>
+        <w:jc w:val="left"/>
+      </w:pPr>
+      <w:r>
+        <w:t xml:space="preserve">The second is a qualify-or-walk gate. Each control year is weighted by the observed probability that a club actually extends the offer to a player of that projected quality, using the same four quality buckets as the exit hazard, and those gates compound across years, since a player let go in year two cannot be re-qualified in year three. The rates are re-estimated from the contract data on every run rather than hardcoded, from every observable qualify-or-walk decision in the window.</w:t>
+      </w:r>
+    </w:p>
+    <w:p>
+      <w:pPr>
+        <w:spacing w:after="200"/>
+        <w:jc w:val="left"/>
+      </w:pPr>
+      <w:r>
+        <w:t xml:space="preserve">That calibration exists because both theoretical alternatives failed in opposite directions. Pricing a control year against the rate's intercept makes nearly every control year look worth qualifying, and predicts only 18% of the walk-aways that actually happened. Pricing it net of replacement level over-corrects, wrongly zeroing 44% of the players clubs actually kept. Neither extreme survives contact with the record, so the model uses the observed rates instead.</w:t>
+      </w:r>
+    </w:p>
+    <w:p>
+      <w:pPr>
+        <w:spacing w:after="200"/>
+        <w:jc w:val="left"/>
+      </w:pPr>
+      <w:r>
+        <w:t xml:space="preserve">The calibration then turned out to have a selection problem of its own, and the shape of it matters. Sorting a player into a quality bucket needs a production figure, and a player with no recent NHL games has none, so the original code skipped him. But a player who could not hold an NHL job is exactly the player a club walks away from, so the sample was fitted with the departures removed. The reasoning was circular: exit risk was switched off for control years on the grounds that these retention rates already covered departure, and the rates were then fitted without the departures in them. The fix treats a missing production figure as informative rather than missing, since it means below replacement, and those players now enter the bottom bucket instead of vanishing. The overall walk-away rate moves from 21.3% on 1,231 decisions to 27.0% on 2,270, while the star, regular, and fringe rates do not move, which is the check that the fix landed where it was meant to.</w:t>
+      </w:r>
+    </w:p>
+    <w:p>
+      <w:pPr>
+        <w:spacing w:after="200"/>
+        <w:jc w:val="left"/>
+      </w:pPr>
+      <w:r>
+        <w:t xml:space="preserve">With that in place, terminal value was overstated by 12.3% at three control years, a smaller gap than the 20% to 25% an earlier review estimated. Most of the difference is composition rather than a rate effect, and composition does not compound the way a rate does. Because three separate changes pushed fringe-player value down at once, an over-correction check was run: the model still prices retention more generously than clubs behave, at 91.6% modeled against 79.3% observed, so no further change was made. That verdict rests on a margin of roughly $300,000, and at the low end of the defensible range for the rate's intercept it reverses.</w:t>
+      </w:r>
+    </w:p>
+    <w:p>
+      <w:pPr>
+        <w:spacing w:after="200"/>
+        <w:jc w:val="left"/>
+      </w:pPr>
+      <w:r>
+        <w:t xml:space="preserve">One objection was considered and rejected: that terminal value should account for when a roster spot rather than a specific player becomes available. The model prices a specific player's future production, not a generic roster slot.</w:t>
+      </w:r>
+    </w:p>
+    <w:p>
+      <w:pPr>
+        <w:spacing w:after="200"/>
+        <w:jc w:val="left"/>
+      </w:pPr>
+      <w:r>
+        <w:t xml:space="preserve">The qualifying offer needs the player's final-year base salary, which the clause pipeline supplies for most contracts. Where it cannot, the model prefers a real salary from anywhere on the contract and falls back to average annual value only when there is none, tagging every substitution: 1,084 real salaries against 355 substitutes. That fallback erases front-loading by construction, which disables the CBA's 120% cap in exactly the front-loaded cases the rule was written for. Separately, six contracts of 1,973 carry an RFA expiry status but compute zero control years, an inconsistency in the underlying UFA-eligibility year; those are priced at zero terminal value and flagged in the output.</w:t>
       </w:r>
     </w:p>
     <w:p>
@@ -206,61 +233,97 @@
         <w:jc w:val="left"/>
       </w:pPr>
       <w:r>
-        <w:t xml:space="preserve">This is the step that turns a projected season of wins into one present-value number per contract. Each projected season's wins-above-replacement figure is converted to dollars at the market rate above, floored at that season's league-minimum salary, netted against the contract's actual cap charge for that season, and discounted. Summing across each season of the contract, plus any restricted-free-agency control years from the section above, produces one present-value figure in surplus dollars per contract. As of the current sweep, 2,981 contracts are priced this way (2,591 skaters and 390 goaltenders), and the resulting NPV panel runs to 6,939 rows.</w:t>
-      </w:r>
-    </w:p>
-    <w:p>
-      <w:pPr>
-        <w:spacing w:after="200"/>
-        <w:jc w:val="left"/>
-      </w:pPr>
-      <w:r>
-        <w:t xml:space="preserve">Two discount factors apply, and they are kept separate rather than combined into one number, because they answer different questions. The first is the survival probability from the exit hazard described earlier: the chance the player's career has ended before a given future season arrives. The second is cap growth, assumed at 3% a year from the valuation season's known salary cap ceiling, which erodes the relative value of a fixed future dollar. The 3% figure is a planning assumption, not a historical average, and because both sides of a trade share the same assumption, error in the rate largely cancels out when trades are compared as surplus ratios rather than raw dollar differences.</w:t>
-      </w:r>
-    </w:p>
-    <w:p>
-      <w:pPr>
-        <w:spacing w:after="200"/>
-        <w:jc w:val="left"/>
-      </w:pPr>
-      <w:r>
-        <w:t xml:space="preserve">The league-minimum floor on the value side binds more often than a reader might expect: it is active on 15.3% of priced rows, adding $582.58 million in total value across the sample.</w:t>
-      </w:r>
-    </w:p>
-    <w:p>
-      <w:pPr>
-        <w:spacing w:after="200"/>
-        <w:jc w:val="left"/>
-      </w:pPr>
-      <w:r>
-        <w:t xml:space="preserve">The discount rate does not allow for managerial impatience: the idea that a general manager might discount the future more heavily than the underlying economics warrant, out of short-term pressure to win now. Building that tendency into the model's own discount rate would make it impossible for the back-test to ever detect a manager over-discounting the future. The discount rate is built from survival risk and cap growth alone, so any managerial short-termism in the real data has to surface as a result of the back-test rather than being assumed away in advance. This is a deliberate choice, not an oversight.</w:t>
-      </w:r>
-    </w:p>
-    <w:p>
-      <w:pPr>
-        <w:spacing w:after="200"/>
-        <w:jc w:val="left"/>
-      </w:pPr>
-      <w:r>
-        <w:t xml:space="preserve">### Open and untested</w:t>
-      </w:r>
-    </w:p>
-    <w:p>
-      <w:pPr>
-        <w:spacing w:after="200"/>
-        <w:jc w:val="left"/>
-      </w:pPr>
-      <w:r>
-        <w:t xml:space="preserve">Cap optionality, the value of the roster flexibility a shorter contract buys, is not priced anywhere in the model. Adding it would make long contracts look worse relative to short ones, so its absence does not flatter the long-contract finding described in the findings document. That is the direction that matters.</w:t>
-      </w:r>
-    </w:p>
-    <w:p>
-      <w:pPr>
-        <w:spacing w:after="200"/>
-        <w:jc w:val="left"/>
-      </w:pPr>
-      <w:r>
-        <w:t xml:space="preserve">Downstream spines were rewritten on the current rate and retention gate described above. Anything built off an older spine is stale.</w:t>
+        <w:t xml:space="preserve">This step stacks the projected seasons, the terminal value, and the risk structure into one number per contract:</w:t>
+      </w:r>
+    </w:p>
+    <w:p>
+      <w:pPr>
+        <w:spacing w:after="200"/>
+        <w:jc w:val="left"/>
+      </w:pPr>
+      <w:r>
+        <w:t xml:space="preserve">NPV equals the sum over contract seasons of survival times value, minus cost, discounted; plus the sum over RFA control years of the gated surplus, discounted on the same schedule.</w:t>
+      </w:r>
+    </w:p>
+    <w:p>
+      <w:pPr>
+        <w:spacing w:after="200"/>
+        <w:jc w:val="left"/>
+      </w:pPr>
+      <w:r>
+        <w:t xml:space="preserve">Three things in that formula are worth being explicit about, because each is a design decision rather than an accounting necessity.</w:t>
+      </w:r>
+    </w:p>
+    <w:p>
+      <w:pPr>
+        <w:spacing w:after="200"/>
+        <w:jc w:val="left"/>
+      </w:pPr>
+      <w:r>
+        <w:t xml:space="preserve">Survival multiplies value only, never cost. A player who exits stops producing, but his cap hit does not automatically vanish, since injured and buried players still count against the cap. Retirement can void a cap hit, which is treated as a documented simplification; leaving cost unconditional errs conservative on the resulting NPV. The survival factor for the current season is 1, so the valuation season is not discounted for exit.</w:t>
+      </w:r>
+    </w:p>
+    <w:p>
+      <w:pPr>
+        <w:spacing w:after="200"/>
+        <w:jc w:val="left"/>
+      </w:pPr>
+      <w:r>
+        <w:t xml:space="preserve">The hazard lookup reads the player's projected quality and age at the season before the one being paid for, on both axes. This sounds like a technicality and is not. Risk rises steeply with age, so reading it a season late charges a player for risk he has not yet reached, and it bites wherever a contract crosses an age boundary. The quality axis bites harder, because the bucket boundaries carry order-of-magnitude jumps in hazard, and it moves in the opposite direction for young players, whose projections rise. Correcting both axes moved 925 of 2,981 contracts, 481 up and 444 down, worth $143.0 million in aggregate.</w:t>
+      </w:r>
+    </w:p>
+    <w:p>
+      <w:pPr>
+        <w:spacing w:after="200"/>
+        <w:jc w:val="left"/>
+      </w:pPr>
+      <w:r>
+        <w:t xml:space="preserve">The discount rate is 3% a year, and it is the same 3% used to grow future cap ceilings. The two mesh deliberately: value stays constant in cap-share terms while a fixed cap hit gets relatively cheaper each year, which is the formal version of "good contracts age well in a rising cap," and it makes dollars from different years comparable in today's cap-share units. That 3% is a planning assumption. Because both sides of a trade share it, error in the rate largely cancels when trades are compared as surplus ratios rather than raw dollar differences.</w:t>
+      </w:r>
+    </w:p>
+    <w:p>
+      <w:pPr>
+        <w:spacing w:after="200"/>
+        <w:jc w:val="left"/>
+      </w:pPr>
+      <w:r>
+        <w:t xml:space="preserve">Control years carry the qualify-gate chain instead of the exit hazard, not in addition to it. The gates were calibrated on real tender decisions, which already internalize the chance a player has left the league by the time the decision arrives, so applying both would charge the same risk twice.</w:t>
+      </w:r>
+    </w:p>
+    <w:p>
+      <w:pPr>
+        <w:spacing w:after="200"/>
+        <w:jc w:val="left"/>
+      </w:pPr>
+      <w:r>
+        <w:t xml:space="preserve">The league-minimum floor on the value side binds on 15.3% of priced rows and adds $582.58 million across the sample.</w:t>
+      </w:r>
+    </w:p>
+    <w:p>
+      <w:pPr>
+        <w:spacing w:after="200"/>
+        <w:jc w:val="left"/>
+      </w:pPr>
+      <w:r>
+        <w:t xml:space="preserve">The discount rate contains no allowance for managerial impatience, meaning a general manager discounting the future more heavily than the underlying economics warrant under pressure to win now. Building that into the model's own discount rate would make it impossible for the back-test to detect it. The rate is built from survival risk and cap growth alone, so any short-termism in the real data has to surface as a result. This is a deliberate choice, not an oversight.</w:t>
+      </w:r>
+    </w:p>
+    <w:p>
+      <w:pPr>
+        <w:spacing w:after="200"/>
+        <w:jc w:val="left"/>
+      </w:pPr>
+      <w:r>
+        <w:t xml:space="preserve">As of the current sweep, 2,981 contracts are priced this way, 2,591 skaters and 390 goaltenders, and the resulting panel runs to 6,939 rows.</w:t>
+      </w:r>
+    </w:p>
+    <w:p>
+      <w:pPr>
+        <w:spacing w:after="200"/>
+        <w:jc w:val="left"/>
+      </w:pPr>
+      <w:r>
+        <w:t xml:space="preserve">Cap optionality, the value of the roster flexibility a shorter contract buys, is not priced anywhere in the model. Adding it would make long contracts look worse relative to short ones, so its absence does not flatter the long-contract finding. That is the direction that matters. Separately, the downstream spines were rewritten on the current rate and retention gate, so anything built off an older spine is stale.</w:t>
       </w:r>
     </w:p>
     <w:p>
@@ -278,52 +341,43 @@
         <w:jc w:val="left"/>
       </w:pPr>
       <w:r>
-        <w:t xml:space="preserve">Goaltenders run a separate chain covering 390 contracts, priced through a plainer version of the same logic, with no comparable search and no aging curve. Goaltender performance barely persists from one season to the next, so a comparable search and an aging curve built on persistence would have nothing real to work with.</w:t>
-      </w:r>
-    </w:p>
-    <w:p>
-      <w:pPr>
-        <w:spacing w:after="200"/>
-        <w:jc w:val="left"/>
-      </w:pPr>
-      <w:r>
-        <w:t xml:space="preserve">A goalie's baseline is a trailing weighted average over his last three seasons, 50/30/20, falling back to a 60/40 blend and then to a single season as the history available gets thinner. That baseline is then shrunk 65% of the way toward the league average, against 45% for skaters, which reflects how much less a goalie's recent numbers can be trusted to predict his next season compared to a skater's.</w:t>
-      </w:r>
-    </w:p>
-    <w:p>
-      <w:pPr>
-        <w:spacing w:after="200"/>
-        <w:jc w:val="left"/>
-      </w:pPr>
-      <w:r>
-        <w:t xml:space="preserve">Pricing uses a separately fitted goaltender rate, because the skater rate described above does not transfer to a position whose value behaves so differently season to season.</w:t>
-      </w:r>
-    </w:p>
-    <w:p>
-      <w:pPr>
-        <w:spacing w:after="200"/>
-        <w:jc w:val="left"/>
-      </w:pPr>
-      <w:r>
-        <w:t xml:space="preserve">### Open and untested</w:t>
-      </w:r>
-    </w:p>
-    <w:p>
-      <w:pPr>
-        <w:spacing w:after="200"/>
-        <w:jc w:val="left"/>
-      </w:pPr>
-      <w:r>
-        <w:t xml:space="preserve">Goaltenders are still priced on an older least-squares rate, not the current censored rate used for skaters in the section above. This is a deliberate sequencing choice, held until the goaltender pillar's own outstanding items settle, but it means the two positions are currently priced on different equations.</w:t>
-      </w:r>
-    </w:p>
-    <w:p>
-      <w:pPr>
-        <w:spacing w:after="200"/>
-        <w:jc w:val="left"/>
-      </w:pPr>
-      <w:r>
-        <w:t xml:space="preserve">A goaltender contact-percentage metric was assessed and shelved: the underlying faceoff-adjacency proxy collapsed across the 2022-23 and 2023-24 seasons, a database-stability issue that would need to be resolved before any further build work on this metric is worth attempting.</w:t>
+        <w:t xml:space="preserve">Goaltenders run a separate chain covering 390 contracts, with no comparable search and no aging curve. Goaltender performance barely persists from one season to the next, so a comparable search and an aging curve built on persistence would have nothing to work with.</w:t>
+      </w:r>
+    </w:p>
+    <w:p>
+      <w:pPr>
+        <w:spacing w:after="200"/>
+        <w:jc w:val="left"/>
+      </w:pPr>
+      <w:r>
+        <w:t xml:space="preserve">A goalie's baseline is a trailing weighted average over his last three seasons, 50/30/20, falling back to 60/40 and then to a single season as the available history thins. That baseline is shrunk 65% of the way toward the league-average goaltender, a target of 2.19 wins, against 45% toward a comparable-based norm for skaters. The projection is then held flat across the contract: with no aging curve, the shrinkage is itself the mean-reversion device, and holding flat is the honest zero-information extension.</w:t>
+      </w:r>
+    </w:p>
+    <w:p>
+      <w:pPr>
+        <w:spacing w:after="200"/>
+        <w:jc w:val="left"/>
+      </w:pPr>
+      <w:r>
+        <w:t xml:space="preserve">Pricing uses a separately fitted goaltender rate, 1.398% of the cap plus 1.097% per win, floored at the league minimum like the skater rate. The engine recovers the exact constants from the locked spine at startup rather than re-entering them, because a rounded re-implementation drifts about $250 per row, and it asserts the recovered values against the documented ones so that a corrupted spine cannot silently substitute a different rate.</w:t>
+      </w:r>
+    </w:p>
+    <w:p>
+      <w:pPr>
+        <w:spacing w:after="200"/>
+        <w:jc w:val="left"/>
+      </w:pPr>
+      <w:r>
+        <w:t xml:space="preserve">Two failures in this chain were found and fixed, and both are worth stating because they show what the parity gate catches. Every contract season beyond a goaltender's last observed season was originally priced at the league average, which is not a neutral placeholder: it asserts that a specific goaltender is exactly average, and its error is signed by how far he actually sits from average, so elite starters on long deals were undervalued by $1 million to $2 million in each affected season and weak goaltenders overvalued by about as much. Those rows now carry the goaltender's own most recent computable anchor, shrunk the same way, across 98 rows and 38 goaltenders. Separately, a goaltender with no immediately prior season but a usable older one was falling through to a no-history branch, which is how Carey Price, Corey Crawford, Ben Bishop, Spencer Knight, and Carter Hart were all recorded as never having played.</w:t>
+      </w:r>
+    </w:p>
+    <w:p>
+      <w:pPr>
+        <w:spacing w:after="200"/>
+        <w:jc w:val="left"/>
+      </w:pPr>
+      <w:r>
+        <w:t xml:space="preserve">Three things remain open. Goaltenders are still priced on the older least-squares rate rather than the censored rate now used for skaters, which is a deliberate sequencing choice held until the goaltender pillar's own items settle, but it means the two positions currently run on different pricing equations. Goalie RFA terminal value uses the same qualifying-offer mechanics and the same truncation rule but not the qualify-gate weighting, because those rates were calibrated on skater decisions and goalie production sits on a different scale; borrowing the table would be sloppy, and the gap is accepted because goalie terminal value is a small share of trade value. And a goaltender contact-percentage metric was assessed and shelved after its underlying proxy collapsed across the 2022-23 and 2023-24 seasons, a database-stability problem that would need resolving before any further work on it.</w:t>
       </w:r>
     </w:p>
     <w:sectPr>

--- a/40_DOCS/Doc_3_Player_Pillar_II.docx
+++ b/40_DOCS/Doc_3_Player_Pillar_II.docx
@@ -98,16 +98,16 @@
         <w:jc w:val="left"/>
       </w:pPr>
       <w:r>
-        <w:t xml:space="preserve">A censored fit has no true R². Two substitute measures are reported and neither is comparable to an ordinary least-squares R²: McFadden's pseudo-R² comes to 0.129, and the squared correlation on the uncensored part of the sample to 0.433.</w:t>
-      </w:r>
-    </w:p>
-    <w:p>
-      <w:pPr>
-        <w:spacing w:after="200"/>
-        <w:jc w:val="left"/>
-      </w:pPr>
-      <w:r>
-        <w:t xml:space="preserve">Two limitations sit on this rate. The defence slope is the weakest term in the model, at z=2.41 and p=0.016, significant at the 5% level but not the 1%, while the other two coefficients sit below p=0.001. And roughly $496,000 per season of positional pricing error survives after the position term is included. The model also carries no contract-length term. A pre-registered null test found that the long-contract finding described in the findings document survives without one, but its absence means the model cannot separately price the cost certainty a long contract buys a club.</w:t>
+        <w:t xml:space="preserve">A censored fit has no true R². What it reports instead is a residual scale, sigma = 0.02276380, describing how tightly contract prices cluster around the fitted line in cap-share units. That is not a share of variance explained and should not be read as one.</w:t>
+      </w:r>
+    </w:p>
+    <w:p>
+      <w:pPr>
+        <w:spacing w:after="200"/>
+        <w:jc w:val="left"/>
+      </w:pPr>
+      <w:r>
+        <w:t xml:space="preserve">Two limitations sit on this rate. The position split rests entirely on the smallest of the three coefficients: the defence premium is 0.287% of the cap per win against a base slope of 2.123%, so it is the term most exposed to sampling error and the first a reader should press on. And the model carries no contract-length term. A pre-registered null test found that the long-contract finding described in the findings document survives without one, but its absence means the model cannot separately price the cost certainty a long contract buys a club.</w:t>
       </w:r>
     </w:p>
     <w:p>
@@ -170,16 +170,16 @@
         <w:jc w:val="left"/>
       </w:pPr>
       <w:r>
-        <w:t xml:space="preserve">The second is a qualify-or-walk gate. Each control year is weighted by the observed probability that a club actually extends the offer to a player of that projected quality, using the same four quality buckets as the exit hazard, and those gates compound across years, since a player let go in year two cannot be re-qualified in year three. The rates are re-estimated from the contract data on every run rather than hardcoded, from every observable qualify-or-walk decision in the window.</w:t>
-      </w:r>
-    </w:p>
-    <w:p>
-      <w:pPr>
-        <w:spacing w:after="200"/>
-        <w:jc w:val="left"/>
-      </w:pPr>
-      <w:r>
-        <w:t xml:space="preserve">That calibration exists because both theoretical alternatives failed in opposite directions. Pricing a control year against the rate's intercept makes nearly every control year look worth qualifying, and predicts only 18% of the walk-aways that actually happened. Pricing it net of replacement level over-corrects, wrongly zeroing 44% of the players clubs actually kept. Neither extreme survives contact with the record, so the model uses the observed rates instead.</w:t>
+        <w:t xml:space="preserve">The second is a qualify-or-walk gate. Each control year is weighted by the observed probability that a club actually extends the offer to a player of that projected quality, using the same four quality buckets as the exit hazard, and those gates compound across years, since a player let go in year two cannot be re-qualified in year three. The rates are re-estimated from the contract data on every run rather than hardcoded, from every observable qualify-or-walk decision in the window. As of the most recent run they are 100.0% for stars on 22 decisions, 93.2% for regulars on 190, 79.3% for fringe players on 595, and 67.3% for below-replacement players on 1,463.</w:t>
+      </w:r>
+    </w:p>
+    <w:p>
+      <w:pPr>
+        <w:spacing w:after="200"/>
+        <w:jc w:val="left"/>
+      </w:pPr>
+      <w:r>
+        <w:t xml:space="preserve">That calibration exists because both theoretical alternatives failed in opposite directions. Pricing a control year against the rate's intercept makes nearly every control year look worth qualifying, and predicts only 18% of the 614 real walk-aways in the window. Pricing it net of replacement level over-corrects, wrongly zeroing 44% of the players clubs actually kept. Neither extreme survives contact with the record, so the model uses the observed rates instead.</w:t>
       </w:r>
     </w:p>
     <w:p>
@@ -197,7 +197,7 @@
         <w:jc w:val="left"/>
       </w:pPr>
       <w:r>
-        <w:t xml:space="preserve">With that in place, terminal value was overstated by 12.3% at three control years, a smaller gap than the 20% to 25% an earlier review estimated. Most of the difference is composition rather than a rate effect, and composition does not compound the way a rate does. Because three separate changes pushed fringe-player value down at once, an over-correction check was run: the model still prices retention more generously than clubs behave, at 91.6% modeled against 79.3% observed, so no further change was made. That verdict rests on a margin of roughly $300,000, and at the low end of the defensible range for the rate's intercept it reverses.</w:t>
+        <w:t xml:space="preserve">With that in place, terminal value was overstated by 12.3% at three control years, a smaller gap than the 20% to 25% an earlier review estimated. Most of the difference is composition rather than a rate effect, and composition does not compound the way a rate does. Because three separate changes pushed fringe-player value down at once, an over-correction check was run: the model still prices retention more generously than clubs behave, at 91.6% modeled against 79.3% observed for fringe players and 79.6% against 67.3% for below-replacement players, so no further change was made. That verdict rests on a margin of roughly $300,000, and at the low end of the defensible range for the rate's intercept it reverses.</w:t>
       </w:r>
     </w:p>
     <w:p>
@@ -269,7 +269,7 @@
         <w:jc w:val="left"/>
       </w:pPr>
       <w:r>
-        <w:t xml:space="preserve">The hazard lookup reads the player's projected quality and age at the season before the one being paid for, on both axes. This sounds like a technicality and is not. Risk rises steeply with age, so reading it a season late charges a player for risk he has not yet reached, and it bites wherever a contract crosses an age boundary. The quality axis bites harder, because the bucket boundaries carry order-of-magnitude jumps in hazard, and it moves in the opposite direction for young players, whose projections rise. Correcting both axes moved 925 of 2,981 contracts, 481 up and 444 down, worth $143.0 million in aggregate.</w:t>
+        <w:t xml:space="preserve">The hazard lookup reads the player's projected quality and age at the season before the one being paid for, on both axes. This sounds like a technicality and is not. Risk rises steeply with age, so reading it a season late charges a player for risk he has not yet reached, and it bites wherever a contract crosses an age boundary. The quality axis bites harder, because the bucket boundaries carry order-of-magnitude jumps in hazard, and it moves in the opposite direction for young players, whose projections rise. Correcting both axes moved 925 contracts of the 2,909 then priced, 31.8% of them, 481 up and 444 down, worth $143.0 million in aggregate.</w:t>
       </w:r>
     </w:p>
     <w:p>
@@ -296,7 +296,7 @@
         <w:jc w:val="left"/>
       </w:pPr>
       <w:r>
-        <w:t xml:space="preserve">The league-minimum floor on the value side binds on 15.3% of priced rows and adds $582.58 million across the sample.</w:t>
+        <w:t xml:space="preserve">The league-minimum floor binds far more often under the current rate than the one it replaced. Lowering the intercept from $1.749 million to $1.265 million moved the floor's bite from roughly −0.53 projected wins to −0.24, and floor-bound rows in the observed-season layer went from 379, or 5.5%, to 1,055, or 15.3%.</w:t>
       </w:r>
     </w:p>
     <w:p>

--- a/40_DOCS/Doc_3_Player_Pillar_II.docx
+++ b/40_DOCS/Doc_3_Player_Pillar_II.docx
@@ -5,379 +5,277 @@
     <w:p>
       <w:pPr>
         <w:pStyle w:val="Title"/>
+        <w:keepNext/>
         <w:spacing w:after="240"/>
       </w:pPr>
       <w:r>
-        <w:t xml:space="preserve">Player Pillar II: Pricing, Discounting, and Assembly</w:t>
-      </w:r>
-    </w:p>
-    <w:p>
-      <w:pPr>
-        <w:spacing w:after="200"/>
-        <w:jc w:val="left"/>
-      </w:pPr>
-      <w:r>
-        <w:t xml:space="preserve">This document covers the back half of the player pillar: how the projection from the previous document turns into one dollar figure per contract. It covers the value an RFA contract carries past its final season, the market rate that converts wins into dollars, the assembly into one present-value number, and goaltenders, which run through a parallel chain.</w:t>
+        <w:t>Player Pillar II: Pricing, Control Years, and Contract Value</w:t>
+      </w:r>
+    </w:p>
+    <w:p>
+      <w:pPr>
+        <w:spacing w:after="200"/>
+        <w:jc w:val="left"/>
+      </w:pPr>
+      <w:r>
+        <w:t>The player model converts projected wins into a market price, subtracts the contract's cap cost, and adds the expected surplus from any remaining restricted-free-agent control. Future production is reduced for exit risk, and future dollars are discounted. The result is a contract's estimated surplus value at the valuation date.</w:t>
+      </w:r>
+    </w:p>
+    <w:p>
+      <w:pPr>
+        <w:spacing w:after="200"/>
+        <w:jc w:val="left"/>
+      </w:pPr>
+      <w:r>
+        <w:t>This is a market-based price for production. It does not measure a player's total economic contribution to his club or establish that league-wide salaries equal the true value of winning.</w:t>
       </w:r>
     </w:p>
     <w:p>
       <w:pPr>
         <w:pStyle w:val="Heading2"/>
+        <w:keepNext/>
         <w:spacing w:after="140" w:before="280"/>
       </w:pPr>
       <w:r>
-        <w:t xml:space="preserve">The market rate: turning wins into dollars</w:t>
-      </w:r>
-    </w:p>
-    <w:p>
-      <w:pPr>
-        <w:spacing w:after="200"/>
-        <w:jc w:val="left"/>
-      </w:pPr>
-      <w:r>
-        <w:t xml:space="preserve">The market rate converts a player's trailing production into a price. It is a regression of a contract's cap share on the player's trailing weighted production at signing, fitted on 2,349 skater contract starts from 2018 through 2025.</w:t>
-      </w:r>
-    </w:p>
-    <w:p>
-      <w:pPr>
-        <w:spacing w:after="200"/>
-        <w:jc w:val="left"/>
-      </w:pPr>
-      <w:r>
-        <w:t xml:space="preserve">Cap share rather than raw salary is the outcome for a mechanical reason: the salary cap ceiling moves between seasons, so the same dollar figure means different things in different years, while a share of the ceiling is comparable across the whole window and converts back to dollars at any season's cap.</w:t>
-      </w:r>
-    </w:p>
-    <w:p>
-      <w:pPr>
-        <w:spacing w:after="200"/>
-        <w:jc w:val="left"/>
-      </w:pPr>
-      <w:r>
-        <w:t xml:space="preserve">The regression is left-censored, a form usually called Tobit. The reason is that 529 of those 2,349 contracts sit exactly at the league minimum, where the club could not legally offer less. Those prices are not negotiated figures, and a plain regression that treats them as though they were drags the fitted line upward at the bottom of the market. A censored fit handles them correctly: contracts above the minimum contribute the ordinary likelihood of their observed price, while contracts at the minimum contribute only the probability of falling at or below it.</w:t>
-      </w:r>
-    </w:p>
-    <w:p>
-      <w:pPr>
-        <w:spacing w:after="200"/>
-        <w:jc w:val="left"/>
-      </w:pPr>
-      <w:r>
-        <w:t xml:space="preserve">The fitted rate has one intercept shared by both positions and a slope that differs between them. A replacement-level skater prices at 1.325% of the cap, $1.265 million at the 2025-26 ceiling of $95.5 million. Each additional win adds 2.123% of the cap for a forward and 2.410% for a defenceman, $2.028 million and $2.302 million. Position enters as a slope difference rather than a separate intercept because at zero measured wins the market pays the two positions alike; the difference is in what it pays for production, not for a roster spot.</w:t>
-      </w:r>
-    </w:p>
-    <w:p>
-      <w:pPr>
-        <w:spacing w:after="200"/>
-        <w:jc w:val="left"/>
-      </w:pPr>
-      <w:r>
-        <w:t xml:space="preserve">One line prices both restricted and unrestricted free agents, because the two are not statistically distinguishable for skaters (F=0.12, p=0.887). This corrects an earlier locked report that found two separate markets. That report's sample had goaltenders pooled into what its methods section presented as skater-only, and correcting the sample collapses the difference. The pipeline still rebuilds that earlier result on every run as a guard and asserts it lands on the originally published coefficients, so that a failure to reproduce it stops the run before anything downstream is trusted. This is the clearest case in the project of why the reproduction guard described in the verification document exists.</w:t>
-      </w:r>
-    </w:p>
-    <w:p>
-      <w:pPr>
-        <w:spacing w:after="200"/>
-        <w:jc w:val="left"/>
-      </w:pPr>
-      <w:r>
-        <w:t xml:space="preserve">Era splits were tested and rejected. Residual differences between cap regimes are marginal (p=0.044), and the back-test's currency is surplus ratios, which are robust to level errors in the rate by construction. Era-specific rates remain available as a robustness re-run.</w:t>
-      </w:r>
-    </w:p>
-    <w:p>
-      <w:pPr>
-        <w:spacing w:after="200"/>
-        <w:jc w:val="left"/>
-      </w:pPr>
-      <w:r>
-        <w:t xml:space="preserve">The 2018 floor exists because the contract export thins sharply before it, to 63, 223, and 452 contracts for 2015, 2016, and 2017 against roughly 700 a year afterward. Fitting on those years would estimate the rate on whichever contracts happened to survive in the export.</w:t>
-      </w:r>
-    </w:p>
-    <w:p>
-      <w:pPr>
-        <w:spacing w:after="200"/>
-        <w:jc w:val="left"/>
-      </w:pPr>
-      <w:r>
-        <w:t xml:space="preserve">A censored fit has no true R². What it reports instead is a residual scale, sigma = 0.02276380, describing how tightly contract prices cluster around the fitted line in cap-share units. That is not a share of variance explained and should not be read as one.</w:t>
-      </w:r>
-    </w:p>
-    <w:p>
-      <w:pPr>
-        <w:spacing w:after="200"/>
-        <w:jc w:val="left"/>
-      </w:pPr>
-      <w:r>
-        <w:t xml:space="preserve">Two limitations sit on this rate. The position split rests entirely on the smallest of the three coefficients: the defence premium is 0.287% of the cap per win against a base slope of 2.123%, so it is the term most exposed to sampling error and the first a reader should press on. And the model carries no contract-length term. A pre-registered null test found that the long-contract finding described in the findings document survives without one, but its absence means the model cannot separately price the cost certainty a long contract buys a club.</w:t>
+        <w:t>1. Turning Wins into Dollars</w:t>
+      </w:r>
+    </w:p>
+    <w:p>
+      <w:pPr>
+        <w:spacing w:after="200"/>
+        <w:jc w:val="left"/>
+      </w:pPr>
+      <w:r>
+        <w:t>The skater price equation is estimated on 2,349 contracts starting from 2018 through 2025. Both salary and the league minimum are measured as shares of that season's salary cap. Using cap shares makes contracts from different salary environments more comparable.</w:t>
+      </w:r>
+    </w:p>
+    <w:p>
+      <w:pPr>
+        <w:spacing w:after="200"/>
+        <w:jc w:val="left"/>
+      </w:pPr>
+      <w:r>
+        <w:t>The fit accounts for the salary floor. In 529 observations, pay is at the minimum, so an ordinary straight-line regression would treat a constrained outcome as though pay could have fallen further. The censored regression, also called a Tobit model, allows the underlying fitted price to fall below that boundary while observed pay stops at the minimum.</w:t>
+      </w:r>
+    </w:p>
+    <w:p>
+      <w:pPr>
+        <w:spacing w:after="200"/>
+        <w:jc w:val="left"/>
+      </w:pPr>
+      <w:r>
+        <w:t>The current equation has an intercept of about 1.325% of the cap. Each projected win adds about 2.123% for a forward or 2.410% for a defenceman. At a $95.5 million cap, these are roughly $1.27 million at zero WAR, plus $2.03 million per forward win or $2.30 million per defence win. The difference is an estimated market price difference between positions, not evidence that a defensive win contributes more to the standings.</w:t>
+      </w:r>
+    </w:p>
+    <w:p>
+      <w:pPr>
+        <w:spacing w:after="200"/>
+        <w:jc w:val="left"/>
+      </w:pPr>
+      <w:r>
+        <w:t>The model uses one skater price equation for restricted and unrestricted free agents. An earlier apparent separation did not survive correction of the sample. It also has no contract-length term. The completed length-term test found no value-side contribution in its tested specification; optional robustness runs using raw Game Value remain unrun. That result does not establish that clubs place no value on cost certainty or flexibility.</w:t>
       </w:r>
     </w:p>
     <w:p>
       <w:pPr>
         <w:pStyle w:val="Heading2"/>
+        <w:keepNext/>
         <w:spacing w:after="140" w:before="280"/>
       </w:pPr>
       <w:r>
-        <w:t xml:space="preserve">End-of-contract value under restricted free agency</w:t>
-      </w:r>
-    </w:p>
-    <w:p>
-      <w:pPr>
-        <w:spacing w:after="200"/>
-        <w:jc w:val="left"/>
-      </w:pPr>
-      <w:r>
-        <w:t xml:space="preserve">A contract expiring into unrestricted free agency carries no further value to the current club: the player leaves and the team keeps nothing. One expiring into restricted free agency does, because the club retains exclusive negotiating rights for every season until the player reaches UFA eligibility. Those control years have value because the club can retain the player with a qualifying offer, a one-year offer set by a CBA formula that is typically well below what his production is worth on the open market.</w:t>
-      </w:r>
-    </w:p>
-    <w:p>
-      <w:pPr>
-        <w:spacing w:after="200"/>
-        <w:jc w:val="left"/>
-      </w:pPr>
-      <w:r>
-        <w:t xml:space="preserve">The value side is simply the projection continuing to walk. A control year is another future season of the same player: same trailing anchor, same ratio path, same replacement reversion for negative anchors, same forward cap path, same league-minimum floor.</w:t>
-      </w:r>
-    </w:p>
-    <w:p>
-      <w:pPr>
-        <w:spacing w:after="200"/>
-        <w:jc w:val="left"/>
-      </w:pPr>
-      <w:r>
-        <w:t xml:space="preserve">The cost side is the qualifying-offer formula, computed on base salary excluding signing bonuses and iterated year over year, since each offer is a one-year deal and the next escalates off it. Through the 2026 offseason the bands are 110% of salary at or below $660,000, 105% capped at $1.0 million between $660,000 and $1.0 million, and 100% at or above $1.0 million. Contracts signed after July 2020 add an anti-front-loading rule: the offer cannot exceed 120% of the contract's cap hit. From the 2026 offseason the bands move to $1.25 million and $1.75 million. Each offer is floored at that season's league minimum.</w:t>
-      </w:r>
-    </w:p>
-    <w:p>
-      <w:pPr>
-        <w:spacing w:after="200"/>
-        <w:jc w:val="left"/>
-      </w:pPr>
-      <w:r>
-        <w:t xml:space="preserve">Two mechanisms then decide how much of that surplus the model actually books, and they are different from each other.</w:t>
-      </w:r>
-    </w:p>
-    <w:p>
-      <w:pPr>
-        <w:spacing w:after="200"/>
-        <w:jc w:val="left"/>
-      </w:pPr>
-      <w:r>
-        <w:t xml:space="preserve">The first is truncation. Control is a right, not an obligation: the club qualifies a player while he is worth it and walks away when he is not, and once it walks away the remaining control years vanish, because a club cannot skip a year and re-qualify later. So the terminal value truncates at the first control year whose projected surplus goes negative. The untruncated sum is reported alongside it so the effect of the choice stays visible.</w:t>
-      </w:r>
-    </w:p>
-    <w:p>
-      <w:pPr>
-        <w:spacing w:after="200"/>
-        <w:jc w:val="left"/>
-      </w:pPr>
-      <w:r>
-        <w:t xml:space="preserve">The second is a qualify-or-walk gate. Each control year is weighted by the observed probability that a club actually extends the offer to a player of that projected quality, using the same four quality buckets as the exit hazard, and those gates compound across years, since a player let go in year two cannot be re-qualified in year three. The rates are re-estimated from the contract data on every run rather than hardcoded, from every observable qualify-or-walk decision in the window. As of the most recent run they are 100.0% for stars on 22 decisions, 93.2% for regulars on 190, 79.3% for fringe players on 595, and 67.3% for below-replacement players on 1,463.</w:t>
-      </w:r>
-    </w:p>
-    <w:p>
-      <w:pPr>
-        <w:spacing w:after="200"/>
-        <w:jc w:val="left"/>
-      </w:pPr>
-      <w:r>
-        <w:t xml:space="preserve">That calibration exists because both theoretical alternatives failed in opposite directions. Pricing a control year against the rate's intercept makes nearly every control year look worth qualifying, and predicts only 18% of the 614 real walk-aways in the window. Pricing it net of replacement level over-corrects, wrongly zeroing 44% of the players clubs actually kept. Neither extreme survives contact with the record, so the model uses the observed rates instead.</w:t>
-      </w:r>
-    </w:p>
-    <w:p>
-      <w:pPr>
-        <w:spacing w:after="200"/>
-        <w:jc w:val="left"/>
-      </w:pPr>
-      <w:r>
-        <w:t xml:space="preserve">The calibration then turned out to have a selection problem of its own, and the shape of it matters. Sorting a player into a quality bucket needs a production figure, and a player with no recent NHL games has none, so the original code skipped him. But a player who could not hold an NHL job is exactly the player a club walks away from, so the sample was fitted with the departures removed. The reasoning was circular: exit risk was switched off for control years on the grounds that these retention rates already covered departure, and the rates were then fitted without the departures in them. The fix treats a missing production figure as informative rather than missing, since it means below replacement, and those players now enter the bottom bucket instead of vanishing. The overall walk-away rate moves from 21.3% on 1,231 decisions to 27.0% on 2,270, while the star, regular, and fringe rates do not move, which is the check that the fix landed where it was meant to.</w:t>
-      </w:r>
-    </w:p>
-    <w:p>
-      <w:pPr>
-        <w:spacing w:after="200"/>
-        <w:jc w:val="left"/>
-      </w:pPr>
-      <w:r>
-        <w:t xml:space="preserve">With that in place, terminal value was overstated by 12.3% at three control years, a smaller gap than the 20% to 25% an earlier review estimated. Most of the difference is composition rather than a rate effect, and composition does not compound the way a rate does. Because three separate changes pushed fringe-player value down at once, an over-correction check was run: the model still prices retention more generously than clubs behave, at 91.6% modeled against 79.3% observed for fringe players and 79.6% against 67.3% for below-replacement players, so no further change was made. That verdict rests on a margin of roughly $300,000, and at the low end of the defensible range for the rate's intercept it reverses.</w:t>
-      </w:r>
-    </w:p>
-    <w:p>
-      <w:pPr>
-        <w:spacing w:after="200"/>
-        <w:jc w:val="left"/>
-      </w:pPr>
-      <w:r>
-        <w:t xml:space="preserve">One objection was considered and rejected: that terminal value should account for when a roster spot rather than a specific player becomes available. The model prices a specific player's future production, not a generic roster slot.</w:t>
-      </w:r>
-    </w:p>
-    <w:p>
-      <w:pPr>
-        <w:spacing w:after="200"/>
-        <w:jc w:val="left"/>
-      </w:pPr>
-      <w:r>
-        <w:t xml:space="preserve">The qualifying offer needs the player's final-year base salary, which the clause pipeline supplies for most contracts. Where it cannot, the model prefers a real salary from anywhere on the contract and falls back to average annual value only when there is none, tagging every substitution: 1,084 real salaries against 355 substitutes. That fallback erases front-loading by construction, which disables the CBA's 120% cap in exactly the front-loaded cases the rule was written for. Separately, six contracts of 1,973 carry an RFA expiry status but compute zero control years, an inconsistency in the underlying UFA-eligibility year; those are priced at zero terminal value and flagged in the output.</w:t>
+        <w:t>2. The Minimum and Forecast Uncertainty</w:t>
+      </w:r>
+    </w:p>
+    <w:p>
+      <w:pPr>
+        <w:spacing w:after="200"/>
+        <w:jc w:val="left"/>
+      </w:pPr>
+      <w:r>
+        <w:t>Skater value cannot fall below the league-minimum salary. For the valuation season, the model applies that floor directly to the price implied by the baseline. Future contract years also allow for uncertainty around projected production.</w:t>
+      </w:r>
+    </w:p>
+    <w:p>
+      <w:pPr>
+        <w:spacing w:after="200"/>
+        <w:jc w:val="left"/>
+      </w:pPr>
+      <w:r>
+        <w:t>The distinction matters near the floor. A forecast error on the downside cannot lower priced value below the minimum, while an error on the upside can raise it. The code averages the floored price over an assumed normal distribution of production rather than flooring only the central forecast. This generally raises expected value near the minimum and makes little difference far above it.</w:t>
+      </w:r>
+    </w:p>
+    <w:p>
+      <w:pPr>
+        <w:spacing w:after="200"/>
+        <w:jc w:val="left"/>
+      </w:pPr>
+      <w:r>
+        <w:t>The spread comes from recorded forecast errors at one-, two-, and three-year horizons. Beyond year three, the model holds the three-year spread fixed. That is a practical assumption, not evidence that longer forecasts stop becoming less certain. The symmetric distribution is also imperfect for players whose central projection has already been moved up to replacement level.</w:t>
       </w:r>
     </w:p>
     <w:p>
       <w:pPr>
         <w:pStyle w:val="Heading2"/>
+        <w:keepNext/>
         <w:spacing w:after="140" w:before="280"/>
       </w:pPr>
       <w:r>
-        <w:t xml:space="preserve">Discounting and assembling the contract NPV</w:t>
-      </w:r>
-    </w:p>
-    <w:p>
-      <w:pPr>
-        <w:spacing w:after="200"/>
-        <w:jc w:val="left"/>
-      </w:pPr>
-      <w:r>
-        <w:t xml:space="preserve">This step stacks the projected seasons, the terminal value, and the risk structure into one number per contract:</w:t>
-      </w:r>
-    </w:p>
-    <w:p>
-      <w:pPr>
-        <w:spacing w:after="200"/>
-        <w:jc w:val="left"/>
-      </w:pPr>
-      <w:r>
-        <w:t xml:space="preserve">NPV equals the sum over contract seasons of survival times value, minus cost, discounted; plus the sum over RFA control years of the gated surplus, discounted on the same schedule.</w:t>
-      </w:r>
-    </w:p>
-    <w:p>
-      <w:pPr>
-        <w:spacing w:after="200"/>
-        <w:jc w:val="left"/>
-      </w:pPr>
-      <w:r>
-        <w:t xml:space="preserve">Three things in that formula are worth being explicit about, because each is a design decision rather than an accounting necessity.</w:t>
-      </w:r>
-    </w:p>
-    <w:p>
-      <w:pPr>
-        <w:spacing w:after="200"/>
-        <w:jc w:val="left"/>
-      </w:pPr>
-      <w:r>
-        <w:t xml:space="preserve">Survival multiplies value only, never cost. A player who exits stops producing, but his cap hit does not automatically vanish, since injured and buried players still count against the cap. Retirement can void a cap hit, which is treated as a documented simplification; leaving cost unconditional errs conservative on the resulting NPV. The survival factor for the current season is 1, so the valuation season is not discounted for exit.</w:t>
-      </w:r>
-    </w:p>
-    <w:p>
-      <w:pPr>
-        <w:spacing w:after="200"/>
-        <w:jc w:val="left"/>
-      </w:pPr>
-      <w:r>
-        <w:t xml:space="preserve">The hazard lookup reads the player's projected quality and age at the season before the one being paid for, on both axes. This sounds like a technicality and is not. Risk rises steeply with age, so reading it a season late charges a player for risk he has not yet reached, and it bites wherever a contract crosses an age boundary. The quality axis bites harder, because the bucket boundaries carry order-of-magnitude jumps in hazard, and it moves in the opposite direction for young players, whose projections rise. Correcting both axes moved 925 contracts of the 2,909 then priced, 31.8% of them, 481 up and 444 down, worth $143.0 million in aggregate.</w:t>
-      </w:r>
-    </w:p>
-    <w:p>
-      <w:pPr>
-        <w:spacing w:after="200"/>
-        <w:jc w:val="left"/>
-      </w:pPr>
-      <w:r>
-        <w:t xml:space="preserve">The discount rate is 3% a year, and it is the same 3% used to grow future cap ceilings. The two mesh deliberately: value stays constant in cap-share terms while a fixed cap hit gets relatively cheaper each year, which is the formal version of "good contracts age well in a rising cap," and it makes dollars from different years comparable in today's cap-share units. That 3% is a planning assumption. Because both sides of a trade share it, error in the rate largely cancels when trades are compared as surplus ratios rather than raw dollar differences.</w:t>
-      </w:r>
-    </w:p>
-    <w:p>
-      <w:pPr>
-        <w:spacing w:after="200"/>
-        <w:jc w:val="left"/>
-      </w:pPr>
-      <w:r>
-        <w:t xml:space="preserve">Control years carry the qualify-gate chain instead of the exit hazard, not in addition to it. The gates were calibrated on real tender decisions, which already internalize the chance a player has left the league by the time the decision arrives, so applying both would charge the same risk twice.</w:t>
-      </w:r>
-    </w:p>
-    <w:p>
-      <w:pPr>
-        <w:spacing w:after="200"/>
-        <w:jc w:val="left"/>
-      </w:pPr>
-      <w:r>
-        <w:t xml:space="preserve">The league-minimum floor binds far more often under the current rate than the one it replaced. Lowering the intercept from $1.749 million to $1.265 million moved the floor's bite from roughly −0.53 projected wins to −0.24, and floor-bound rows in the observed-season layer went from 379, or 5.5%, to 1,055, or 15.3%.</w:t>
-      </w:r>
-    </w:p>
-    <w:p>
-      <w:pPr>
-        <w:spacing w:after="200"/>
-        <w:jc w:val="left"/>
-      </w:pPr>
-      <w:r>
-        <w:t xml:space="preserve">The discount rate contains no allowance for managerial impatience, meaning a general manager discounting the future more heavily than the underlying economics warrant under pressure to win now. Building that into the model's own discount rate would make it impossible for the back-test to detect it. The rate is built from survival risk and cap growth alone, so any short-termism in the real data has to surface as a result. This is a deliberate choice, not an oversight.</w:t>
-      </w:r>
-    </w:p>
-    <w:p>
-      <w:pPr>
-        <w:spacing w:after="200"/>
-        <w:jc w:val="left"/>
-      </w:pPr>
-      <w:r>
-        <w:t xml:space="preserve">As of the current sweep, 2,981 contracts are priced this way, 2,591 skaters and 390 goaltenders, and the resulting panel runs to 6,939 rows.</w:t>
-      </w:r>
-    </w:p>
-    <w:p>
-      <w:pPr>
-        <w:spacing w:after="200"/>
-        <w:jc w:val="left"/>
-      </w:pPr>
-      <w:r>
-        <w:t xml:space="preserve">Cap optionality, the value of the roster flexibility a shorter contract buys, is not priced anywhere in the model. Adding it would make long contracts look worse relative to short ones, so its absence does not flatter the long-contract finding. That is the direction that matters. Separately, the downstream spines were rewritten on the current rate and retention gate, so anything built off an older spine is stale.</w:t>
+        <w:t>3. Value after an RFA Contract Expires</w:t>
+      </w:r>
+    </w:p>
+    <w:p>
+      <w:pPr>
+        <w:spacing w:after="200"/>
+        <w:jc w:val="left"/>
+      </w:pPr>
+      <w:r>
+        <w:t>An unrestricted-free-agent expiry has zero terminal value: the current contract gives the club no further control to price. For an RFA expiry, the model projects production through the remaining control years and compares its price with a sequence of qualifying offers.</w:t>
+      </w:r>
+    </w:p>
+    <w:p>
+      <w:pPr>
+        <w:spacing w:after="200"/>
+        <w:jc w:val="left"/>
+      </w:pPr>
+      <w:r>
+        <w:t>Qualifying offers are a cost convention here. They are not predictions of negotiated salaries. Arbitration, longer agreements, and other outcomes can produce different costs, so the terminal value estimates control under a simplified renewal path.</w:t>
+      </w:r>
+    </w:p>
+    <w:p>
+      <w:pPr>
+        <w:spacing w:after="200"/>
+        <w:jc w:val="left"/>
+      </w:pPr>
+      <w:r>
+        <w:t>The offer calculation uses salary bands, the league minimum, and the applicable cap on the offer. The code switches to its newer band schedule for offseasons numbered 2026 onward. It also uses the contract's starting season as a proxy when applying the older agreement-date rule. Those are the implemented timing rules; they need to be distinguished from a full reconstruction of a player's legal entitlement.</w:t>
+      </w:r>
+    </w:p>
+    <w:p>
+      <w:pPr>
+        <w:spacing w:after="200"/>
+        <w:jc w:val="left"/>
+      </w:pPr>
+      <w:r>
+        <w:t>The starting salary is the contract's final-year base salary when available. Otherwise, the code tries another recorded salary from the contract and then its average annual value. These substitutes can miss the salary shape that matters for a qualifying offer. Later control years roll forward from the preceding modeled offer.</w:t>
+      </w:r>
+    </w:p>
+    <w:p>
+      <w:pPr>
+        <w:spacing w:after="200"/>
+        <w:jc w:val="left"/>
+      </w:pPr>
+      <w:r>
+        <w:t>The model stops adding control-year surplus at the first year in which projected value falls below the offer. It does not assume that the club keeps paying through a loss to reach a later rebound. It also weights the remaining years by observed qualification rates for players in the relevant quality groups. This reduces the value of control that clubs often choose not to exercise.</w:t>
+      </w:r>
+    </w:p>
+    <w:p>
+      <w:pPr>
+        <w:spacing w:after="200"/>
+        <w:jc w:val="left"/>
+      </w:pPr>
+      <w:r>
+        <w:t>Those rates come from observed contract-expiry decisions, with unqualified players included. They are separate from the exit probabilities applied during an existing contract. The code does not apply both gates to the control years. Terminal-year prices use the direct salary floor; they do not receive the forecast-uncertainty correction used in projected skater contract years.</w:t>
       </w:r>
     </w:p>
     <w:p>
       <w:pPr>
         <w:pStyle w:val="Heading2"/>
+        <w:keepNext/>
         <w:spacing w:after="140" w:before="280"/>
       </w:pPr>
       <w:r>
-        <w:t xml:space="preserve">Goaltenders</w:t>
-      </w:r>
-    </w:p>
-    <w:p>
-      <w:pPr>
-        <w:spacing w:after="200"/>
-        <w:jc w:val="left"/>
-      </w:pPr>
-      <w:r>
-        <w:t xml:space="preserve">Goaltenders run a separate chain covering 390 contracts, with no comparable search and no aging curve. Goaltender performance barely persists from one season to the next, so a comparable search and an aging curve built on persistence would have nothing to work with.</w:t>
-      </w:r>
-    </w:p>
-    <w:p>
-      <w:pPr>
-        <w:spacing w:after="200"/>
-        <w:jc w:val="left"/>
-      </w:pPr>
-      <w:r>
-        <w:t xml:space="preserve">A goalie's baseline is a trailing weighted average over his last three seasons, 50/30/20, falling back to 60/40 and then to a single season as the available history thins. That baseline is shrunk 65% of the way toward the league-average goaltender, a target of 2.19 wins, against 45% toward a comparable-based norm for skaters. The projection is then held flat across the contract: with no aging curve, the shrinkage is itself the mean-reversion device, and holding flat is the honest zero-information extension.</w:t>
-      </w:r>
-    </w:p>
-    <w:p>
-      <w:pPr>
-        <w:spacing w:after="200"/>
-        <w:jc w:val="left"/>
-      </w:pPr>
-      <w:r>
-        <w:t xml:space="preserve">Pricing uses a separately fitted goaltender rate, 1.398% of the cap plus 1.097% per win, floored at the league minimum like the skater rate. The engine recovers the exact constants from the locked spine at startup rather than re-entering them, because a rounded re-implementation drifts about $250 per row, and it asserts the recovered values against the documented ones so that a corrupted spine cannot silently substitute a different rate.</w:t>
-      </w:r>
-    </w:p>
-    <w:p>
-      <w:pPr>
-        <w:spacing w:after="200"/>
-        <w:jc w:val="left"/>
-      </w:pPr>
-      <w:r>
-        <w:t xml:space="preserve">Two failures in this chain were found and fixed, and both are worth stating because they show what the parity gate catches. Every contract season beyond a goaltender's last observed season was originally priced at the league average, which is not a neutral placeholder: it asserts that a specific goaltender is exactly average, and its error is signed by how far he actually sits from average, so elite starters on long deals were undervalued by $1 million to $2 million in each affected season and weak goaltenders overvalued by about as much. Those rows now carry the goaltender's own most recent computable anchor, shrunk the same way, across 98 rows and 38 goaltenders. Separately, a goaltender with no immediately prior season but a usable older one was falling through to a no-history branch, which is how Carey Price, Corey Crawford, Ben Bishop, Spencer Knight, and Carter Hart were all recorded as never having played.</w:t>
-      </w:r>
-    </w:p>
-    <w:p>
-      <w:pPr>
-        <w:spacing w:after="200"/>
-        <w:jc w:val="left"/>
-      </w:pPr>
-      <w:r>
-        <w:t xml:space="preserve">Three things remain open. Goaltenders are still priced on the older least-squares rate rather than the censored rate now used for skaters, which is a deliberate sequencing choice held until the goaltender pillar's own items settle, but it means the two positions currently run on different pricing equations. Goalie RFA terminal value uses the same qualifying-offer mechanics and the same truncation rule but not the qualify-gate weighting, because those rates were calibrated on skater decisions and goalie production sits on a different scale; borrowing the table would be sloppy, and the gap is accepted because goalie terminal value is a small share of trade value. And a goaltender contact-percentage metric was assessed and shelved after its underlying proxy collapsed across the 2022-23 and 2023-24 seasons, a database-stability problem that would need resolving before any further work on it.</w:t>
+        <w:t>4. Adding the Contract Years</w:t>
+      </w:r>
+    </w:p>
+    <w:p>
+      <w:pPr>
+        <w:spacing w:after="200"/>
+        <w:jc w:val="left"/>
+      </w:pPr>
+      <w:r>
+        <w:t>For each remaining season, the model calculates expected production value, subtracts the cap cost, and brings that surplus back to the valuation date. It then adds the discounted terminal value. Only the contract already active at the valuation date enters the contract-year calculation; a later extension cannot be imported from the historical record.</w:t>
+      </w:r>
+    </w:p>
+    <w:p>
+      <w:pPr>
+        <w:spacing w:after="200"/>
+        <w:jc w:val="left"/>
+      </w:pPr>
+      <w:r>
+        <w:t>Survival multiplies production value but not the signed contract cost. A possible NHL departure therefore lowers expected output while the modeled cap charge continues. The calculation does not reconstruct the contract-specific relief that could follow retirement or another departure. Where relief would apply, keeping the cost overstates the burden.</w:t>
+      </w:r>
+    </w:p>
+    <w:p>
+      <w:pPr>
+        <w:spacing w:after="200"/>
+        <w:jc w:val="left"/>
+      </w:pPr>
+      <w:r>
+        <w:t>The cap path grows at 3% a year from the ceiling known at the valuation date. Future amounts are discounted at the same rate to express them in current cap purchasing power. The calculation does not use the cap path that was later realized, and it adds no separate discount for a general manager's impatience.</w:t>
+      </w:r>
+    </w:p>
+    <w:p>
+      <w:pPr>
+        <w:spacing w:after="200"/>
+        <w:jc w:val="left"/>
+      </w:pPr>
+      <w:r>
+        <w:t>A contract with negative surplus costs more than this model's expected market price for its production. That need not mean the signing was a mistake. The estimate omits team fit, private information, and the value of avoiding a future negotiation. It also does not price the flexibility lost by committing cap space for many years; charging for that lost flexibility would reduce long-contract value further.</w:t>
+      </w:r>
+    </w:p>
+    <w:p>
+      <w:pPr>
+        <w:spacing w:after="200"/>
+        <w:jc w:val="left"/>
+      </w:pPr>
+      <w:r>
+        <w:t>Errors in the market price do not generally disappear when two trade packages are compared. Surplus subtracts fixed contract costs. Raising the production price on both sides can therefore change their surplus ratio, especially when one side starts close to zero.</w:t>
+      </w:r>
+    </w:p>
+    <w:p>
+      <w:pPr>
+        <w:pStyle w:val="Heading2"/>
+        <w:keepNext/>
+        <w:spacing w:after="140" w:before="280"/>
+      </w:pPr>
+      <w:r>
+        <w:t>5. Goaltenders</w:t>
+      </w:r>
+    </w:p>
+    <w:p>
+      <w:pPr>
+        <w:spacing w:after="200"/>
+        <w:jc w:val="left"/>
+      </w:pPr>
+      <w:r>
+        <w:t>Goalies use a separate production and pricing model. Their baseline gives 50%, 30%, and 20% weight to three preceding seasons when all are available, falling back to 60/40 with two or the previous season alone. This cascade requires the immediately preceding season; a separate carry-back rule can recover an older baseline when recent history is missing. The code does not apply the skater ten-game threshold to this goalie calculation.</w:t>
+      </w:r>
+    </w:p>
+    <w:p>
+      <w:pPr>
+        <w:spacing w:after="200"/>
+        <w:jc w:val="left"/>
+      </w:pPr>
+      <w:r>
+        <w:t>Only 35% of the goalie baseline is retained. The other 65% comes from the league mean, about 2.19 goalie WAR. The resulting production estimate stays flat through the contract rather than following a comparable-player aging curve. A goalie with no usable historical baseline is left unpriced.</w:t>
+      </w:r>
+    </w:p>
+    <w:p>
+      <w:pPr>
+        <w:spacing w:after="200"/>
+        <w:jc w:val="left"/>
+      </w:pPr>
+      <w:r>
+        <w:t>The goalie rate remains an older ordinary least-squares estimate, recovered from the locked goalie output to avoid rounding drift. It is approximately 1.391% of the cap plus 1.059% per goalie win. It does not use the skater censored regression or the same floor treatment. Goalie control years also lack the skater qualification-rate adjustment. These differences limit how closely the two sets of contract values can be compared, even though both end in surplus dollars.</w:t>
+      </w:r>
+    </w:p>
+    <w:p>
+      <w:pPr>
+        <w:spacing w:after="200"/>
+        <w:jc w:val="left"/>
+      </w:pPr>
+      <w:r>
+        <w:t>The September 9 rebuild produced 2,981 contract estimates: 2,591 skaters and 390 goalies. The historical panel contains 6,939 valuation rows. Those counts describe the priced sample, not complete coverage of all NHL contracts.</w:t>
       </w:r>
     </w:p>
     <w:sectPr>

--- a/40_DOCS/Doc_3_Player_Pillar_II.docx
+++ b/40_DOCS/Doc_3_Player_Pillar_II.docx
@@ -27,7 +27,7 @@
         <w:jc w:val="left"/>
       </w:pPr>
       <w:r>
-        <w:t>This is a market-based price for production. It does not measure a player's total economic contribution to his club or establish that league-wide salaries equal the true value of winning.</w:t>
+        <w:t>The result is a market-based estimate of surplus: what the projected production would command under the fitted salary equation, less the cost of obtaining it. A player's broader contribution to club revenue or the economic value of winning is outside this calculation.</w:t>
       </w:r>
     </w:p>
     <w:p>
@@ -55,7 +55,25 @@
         <w:jc w:val="left"/>
       </w:pPr>
       <w:r>
-        <w:t>The fit accounts for the salary floor. In 529 observations, pay is at the minimum, so an ordinary straight-line regression would treat a constrained outcome as though pay could have fallen further. The censored regression, also called a Tobit model, allows the underlying fitted price to fall below that boundary while observed pay stops at the minimum.</w:t>
+        <w:t>The fit accounts for the league-minimum salary. In 529 observations, pay is at that minimum. An ordinary regression treats those salaries like unconstrained observations, even though the rules prevent a lower salary. The censored regression, also called a Tobit model, allows a player's underlying price to fall below the minimum while his observed pay stops at that boundary.</w:t>
+      </w:r>
+    </w:p>
+    <w:p>
+      <w:pPr>
+        <w:spacing w:after="200"/>
+        <w:jc w:val="left"/>
+      </w:pPr>
+      <w:r>
+        <w:t>For an above-minimum contract, the model compares the observed salary with the price predicted from production and position. For a minimum contract, it estimates the probability that the underlying price is at or below the minimum. This accounts for the salary constraint while retaining two assumptions: the underlying price follows a straight line in production, and unexplained differences around it follow a normal distribution. A minimum contract can still have been negotiated; its observed salary simply conceals how far below the floor an unconstrained price might have been.</w:t>
+      </w:r>
+    </w:p>
+    <w:p>
+      <w:pPr>
+        <w:spacing w:after="200"/>
+        <w:jc w:val="left"/>
+      </w:pPr>
+      <w:r>
+        <w:t>The sample begins in 2018 because earlier contract coverage is thin. The export contains 63, 223, and 452 contracts starting in 2015, 2016, and 2017, compared with roughly 700 a year afterward. Those earlier observations may not represent the contracts signed in those years, so the estimation uses the shorter window with broader coverage.</w:t>
       </w:r>
     </w:p>
     <w:p>
@@ -73,7 +91,61 @@
         <w:jc w:val="left"/>
       </w:pPr>
       <w:r>
-        <w:t>The model uses one skater price equation for restricted and unrestricted free agents. An earlier apparent separation did not survive correction of the sample. It also has no contract-length term. The completed length-term test found no value-side contribution in its tested specification; optional robustness runs using raw Game Value remain unrun. That result does not establish that clubs place no value on cost certainty or flexibility.</w:t>
+        <w:t>For an illustrative two-win forward at a $95.5 million cap, the equation gives about $5.32 million: a $1.265 million intercept plus two wins at about $2.028 million each. A two-win defenceman prices at about $5.87 million. Subtracting a $4 million cap hit leaves about $1.32 million or $1.87 million in surplus for that season. The forecast-uncertainty adjustment, survival probabilities, and discounting enter later.</w:t>
+      </w:r>
+    </w:p>
+    <w:p>
+      <w:pPr>
+        <w:spacing w:after="200"/>
+        <w:jc w:val="left"/>
+      </w:pPr>
+      <w:r>
+        <w:t>The common intercept gives forwards and defencemen the same fitted price at zero WAR. The positional difference grows with production because it enters through the price per win. These are estimated coefficients, with uncertainty around them. The censored model also estimates the spread of unexplained salary differences; that spread is not an R-squared or a percentage of salary variation explained. A nonlinear alternative allowed the price per win to change with production level. It fitted observed salaries better but predicted held-out salaries less accurately, so the straight-line specification was retained.</w:t>
+      </w:r>
+    </w:p>
+    <w:p>
+      <w:pPr>
+        <w:spacing w:after="200"/>
+        <w:jc w:val="left"/>
+      </w:pPr>
+      <w:r>
+        <w:t>The equation uses one skater market for restricted and unrestricted free agents and excludes contract length. These choices came from separate tests.</w:t>
+      </w:r>
+    </w:p>
+    <w:p>
+      <w:pPr>
+        <w:spacing w:after="200"/>
+        <w:jc w:val="left"/>
+      </w:pPr>
+      <w:r>
+        <w:t>The contract-length test asked whether longer contracts predicted more subsequent production after accounting for the player's trailing baseline. Its main comparison used 1,781 contracts and average annual adjusted Game Value over three seasons. Each additional year of contract length was associated with -0.0135 wins per season, with a 95% interval from -0.0360 to +0.0089. The interval includes zero, and the model applied no positive value-side adjustment for length.</w:t>
+      </w:r>
+    </w:p>
+    <w:p>
+      <w:pPr>
+        <w:spacing w:after="200"/>
+        <w:jc w:val="left"/>
+      </w:pPr>
+      <w:r>
+        <w:t>The subgroup results were not uniformly zero. For forwards, the estimated association was +0.0273 wins per season per additional year of term, with a 95% interval from +0.0028 to +0.0518. This small subgroup result has not been adopted in the price equation. Two- and four-season checks also found no detectable pooled association; optional checks using raw Game Value remain unrun. The tests concern subsequent production, rather than a direct estimate of what clubs pay for cost certainty or flexibility.</w:t>
+      </w:r>
+    </w:p>
+    <w:p>
+      <w:pPr>
+        <w:spacing w:after="200"/>
+        <w:jc w:val="left"/>
+      </w:pPr>
+      <w:r>
+        <w:t>The RFA/UFA comparison asked whether separate skater price equations were needed. After goalies were removed, the test gave F = 0.12 and p = 0.887, providing little evidence for the split in that specification. The skater markets were therefore pooled. A later exploratory test of star RFAs asks a narrower question about a particular group and is not part of the current equation.</w:t>
+      </w:r>
+    </w:p>
+    <w:p>
+      <w:pPr>
+        <w:spacing w:after="200"/>
+        <w:jc w:val="left"/>
+      </w:pPr>
+      <w:r>
+        <w:t>The equation also uses common coefficients across cap regimes. Expressing salaries as cap shares adjusts for the size of the cap, while leaving the relationship between production and pay fixed across the sample. Comparing coefficients across eras would test that additional assumption. A common scale alone cannot establish stable prices.</w:t>
       </w:r>
     </w:p>
     <w:p>
@@ -110,7 +182,16 @@
         <w:jc w:val="left"/>
       </w:pPr>
       <w:r>
-        <w:t>The spread comes from recorded forecast errors at one-, two-, and three-year horizons. Beyond year three, the model holds the three-year spread fixed. That is a practical assumption, not evidence that longer forecasts stop becoming less certain. The symmetric distribution is also imperfect for players whose central projection has already been moved up to replacement level.</w:t>
+        <w:t>The production spread comes from forecast errors one, two, and three years ahead. For longer forecasts, the code reuses the three-year spread because no longer-horizon estimate has been supplied. This choice can understate uncertainty on long contracts. The symmetric distribution also needs care for players whose central projection has already been moved to replacement level: the same spread may not describe their upside and downside well.</w:t>
+      </w:r>
+    </w:p>
+    <w:p>
+      <w:pPr>
+        <w:spacing w:after="200"/>
+        <w:jc w:val="left"/>
+      </w:pPr>
+      <w:r>
+        <w:t>The one-, two-, and three-year mean absolute errors are 0.522, 0.735, and 0.803 wins, measured in a backcast of positive-baseline players. Mean absolute error is the average size of a forecast miss. To use these errors in a normal distribution, the code multiplies them by about 1.253, giving standard deviations of roughly 0.65, 0.92, and 1.01 wins. It then multiplies by the position's dollar price per win. The resulting spread lets the code average over possible prices after applying the minimum. It adds no separate payment for a club's aversion to risk.</w:t>
       </w:r>
     </w:p>
     <w:p>
@@ -129,16 +210,34 @@
         <w:jc w:val="left"/>
       </w:pPr>
       <w:r>
-        <w:t>An unrestricted-free-agent expiry has zero terminal value: the current contract gives the club no further control to price. For an RFA expiry, the model projects production through the remaining control years and compares its price with a sequence of qualifying offers.</w:t>
-      </w:r>
-    </w:p>
-    <w:p>
-      <w:pPr>
-        <w:spacing w:after="200"/>
-        <w:jc w:val="left"/>
-      </w:pPr>
-      <w:r>
-        <w:t>Qualifying offers are a cost convention here. They are not predictions of negotiated salaries. Arbitration, longer agreements, and other outcomes can produce different costs, so the terminal value estimates control under a simplified renewal path.</w:t>
+        <w:t>Terminal value is the surplus from team control after the signed contract expires. An unrestricted-free-agent expiry receives zero because that contract gives the club no further control. For an RFA expiry, the model projects production through the remaining control years and subtracts a sequence of modeled qualifying offers.</w:t>
+      </w:r>
+    </w:p>
+    <w:p>
+      <w:pPr>
+        <w:spacing w:after="200"/>
+        <w:jc w:val="left"/>
+      </w:pPr>
+      <w:r>
+        <w:t>The calculation treats qualifying offers as the cost of keeping the player on successive one-year agreements. Actual renewals can involve arbitration or a negotiated contract at a different salary and term. Terminal value therefore depends on a simplified renewal path.</w:t>
+      </w:r>
+    </w:p>
+    <w:p>
+      <w:pPr>
+        <w:spacing w:after="200"/>
+        <w:jc w:val="left"/>
+      </w:pPr>
+      <w:r>
+        <w:t>If the negotiated salary exceeds the modeled qualifying offer, actual control-year surplus will be lower. The model does not separately forecast the negotiation or assign value to a roster spot opened by a departure.</w:t>
+      </w:r>
+    </w:p>
+    <w:p>
+      <w:pPr>
+        <w:spacing w:after="200"/>
+        <w:jc w:val="left"/>
+      </w:pPr>
+      <w:r>
+        <w:t>A check compared the first modeled offer with the next observed contract for 1,439 RFA-expiring deals. The next cap hit was at least as large as the offer in 48.3% of cases. The median difference was about -$0.01 million, while the mean was +$0.69 million. The near-zero median supports the approximation for the middle observation, but the positive mean shows that some renewals cost substantially more. This check covers observed next deals, and compares the modeled offer with their cap hit rather than reconstructing each negotiation.</w:t>
       </w:r>
     </w:p>
     <w:p>
@@ -156,25 +255,88 @@
         <w:jc w:val="left"/>
       </w:pPr>
       <w:r>
-        <w:t>The starting salary is the contract's final-year base salary when available. Otherwise, the code tries another recorded salary from the contract and then its average annual value. These substitutes can miss the salary shape that matters for a qualifying offer. Later control years roll forward from the preceding modeled offer.</w:t>
-      </w:r>
-    </w:p>
-    <w:p>
-      <w:pPr>
-        <w:spacing w:after="200"/>
-        <w:jc w:val="left"/>
-      </w:pPr>
-      <w:r>
-        <w:t>The model stops adding control-year surplus at the first year in which projected value falls below the offer. It does not assume that the club keeps paying through a loss to reach a later rebound. It also weights the remaining years by observed qualification rates for players in the relevant quality groups. This reduces the value of control that clubs often choose not to exercise.</w:t>
-      </w:r>
-    </w:p>
-    <w:p>
-      <w:pPr>
-        <w:spacing w:after="200"/>
-        <w:jc w:val="left"/>
-      </w:pPr>
-      <w:r>
-        <w:t>Those rates come from observed contract-expiry decisions, with unqualified players included. They are separate from the exit probabilities applied during an existing contract. The code does not apply both gates to the control years. Terminal-year prices use the direct salary floor; they do not receive the forecast-uncertainty correction used in projected skater contract years.</w:t>
+        <w:t>The offer starts from the expiring contract's final-year base salary. If that is missing, the code uses the highest recorded base salary elsewhere on the same contract, then average annual value if no base salary is available. In the 1,439-deal check, 355 cases used substitutes. A substitute can miss the final-year salary that determines the offer. Subsequent modeled offers roll forward from the preceding offer.</w:t>
+      </w:r>
+    </w:p>
+    <w:p>
+      <w:pPr>
+        <w:spacing w:after="200"/>
+        <w:jc w:val="left"/>
+      </w:pPr>
+      <w:r>
+        <w:t>Before its 2026 switch, the code uses 110% of salary up to $660,000; above $660,000 and below $1 million, it uses 105%, capped at $1 million; at $1 million or more, it starts from 100%. For contracts treated as signed from 2020 onward, the last branch is capped at 120% of the prior cap hit. Thus, a $900,000 base salary gives a $945,000 modeled offer before any minimum-salary adjustment.</w:t>
+      </w:r>
+    </w:p>
+    <w:p>
+      <w:pPr>
+        <w:spacing w:after="200"/>
+        <w:jc w:val="left"/>
+      </w:pPr>
+      <w:r>
+        <w:t>In its newer branch, the first threshold becomes $1.25 million and the second $1.75 million. The percentages remain 110%, 105%, and 100%, with the middle branch capped at $1.75 million and the upper branch at 120% of the prior cap hit. Every offer is then raised to the modeled league minimum if necessary. The next control year repeats the calculation using the preceding modeled offer as salary and cap hit.</w:t>
+      </w:r>
+    </w:p>
+    <w:p>
+      <w:pPr>
+        <w:spacing w:after="200"/>
+        <w:jc w:val="left"/>
+      </w:pPr>
+      <w:r>
+        <w:t>The switch date needs review. The 2025 NHL/NHLPA Memorandum of Understanding sets September 16, 2026 as its effective date (item 1), and its qualifying-offer amendment does not state an earlier start (item 32). The code applies the newer bands to the summer of 2026. That precedes the stated effective date and needs correction or a documented transitional basis. The contract-start-year proxy also cannot distinguish agreements signed before and after a change within the same year. These timing issues are not resolved by the formula's arithmetic self-tests.</w:t>
+      </w:r>
+    </w:p>
+    <w:p>
+      <w:pPr>
+        <w:spacing w:after="200"/>
+        <w:jc w:val="left"/>
+      </w:pPr>
+      <w:r>
+        <w:t>The model stops counting control-year surplus when projected value first falls below the offer. Once it has assumed the club walks away, a later rebound adds no further control value. While renewal remains worthwhile, each year is also weighted by the observed qualification rate for the player's projected quality group.</w:t>
+      </w:r>
+    </w:p>
+    <w:p>
+      <w:pPr>
+        <w:spacing w:after="200"/>
+        <w:jc w:val="left"/>
+      </w:pPr>
+      <w:r>
+        <w:t>These steps address two different reasons that control may end. The stopping rule handles a renewal that is unattractive under the model's own value and cost estimates. The qualification rate captures how often clubs renew players of that quality in the data. Without it, the price equation's positive value at zero WAR makes many marginal players look worth keeping even though clubs frequently let them go.</w:t>
+      </w:r>
+    </w:p>
+    <w:p>
+      <w:pPr>
+        <w:spacing w:after="200"/>
+        <w:jc w:val="left"/>
+      </w:pPr>
+      <w:r>
+        <w:t>The qualification rates are 100.0% for stars (22 decisions), 93.2% for regular players (190), 79.3% for fringe players (595), and 67.3% for below-replacement players (1,463). The 100% star rate comes from all 22 observed decisions ending in qualification; applying it to future stars treats that small sample's rate as certain. The script re-estimates the rates from expiry records when it runs.</w:t>
+      </w:r>
+    </w:p>
+    <w:p>
+      <w:pPr>
+        <w:spacing w:after="200"/>
+        <w:jc w:val="left"/>
+      </w:pPr>
+      <w:r>
+        <w:t>The calibration assigns players with no usable recent production to the bottom quality group. Excluding them would remove many likely walk-aways from the sample. Including them expands the sample from 1,231 to 2,270 decisions and raises the observed walk-away rate from 21.3% to 27.0%. This matters because the qualification probability covers both departure from the NHL and the club's renewal decision.</w:t>
+      </w:r>
+    </w:p>
+    <w:p>
+      <w:pPr>
+        <w:spacing w:after="200"/>
+        <w:jc w:val="left"/>
+      </w:pPr>
+      <w:r>
+        <w:t>For a simple example, suppose a player has two control years, each with $1 million of projected surplus and an 80% qualification probability. Before discounting, the model counts $800,000 in the first year and $640,000 in the second: reaching year two requires passing both gates. If the first year's projected surplus were negative, truncation would instead stop the sequence immediately. A later positive year would not restore the lost control.</w:t>
+      </w:r>
+    </w:p>
+    <w:p>
+      <w:pPr>
+        <w:spacing w:after="200"/>
+        <w:jc w:val="left"/>
+      </w:pPr>
+      <w:r>
+        <w:t>Control years use the qualification probabilities in place of the contract-year exit model. The qualification chain starts at one before the first control year and is not multiplied by the survival probability accumulated during the signed contract. This prevents applying both sets of annual probabilities to the control years, but leaves the treatment of departure before expiry as a limitation to check. Terminal-year prices also use a direct salary floor, without the forecast-uncertainty correction applied to projected skater contract years.</w:t>
       </w:r>
     </w:p>
     <w:p>
@@ -202,6 +364,33 @@
         <w:jc w:val="left"/>
       </w:pPr>
       <w:r>
+        <w:t>Each contract year contributes expected production value less the full cap cost, discounted to the valuation date. Written as a formula, this is (S_k times V_k minus C_k) divided by 1.03 raised to k. Here, k is the number of years after valuation, V_k is the projected dollar value of production, C_k is the cap cost, and S_k is the probability of continued NHL participation.</w:t>
+      </w:r>
+    </w:p>
+    <w:p>
+      <w:pPr>
+        <w:spacing w:after="200"/>
+        <w:jc w:val="left"/>
+      </w:pPr>
+      <w:r>
+        <w:t>The model sums those annual amounts and adds control-year surplus, using the separate qualification probabilities and the same valuation date for discounting. In the valuation season, k is zero and survival is one, so neither adjustment reduces that season's value.</w:t>
+      </w:r>
+    </w:p>
+    <w:p>
+      <w:pPr>
+        <w:spacing w:after="200"/>
+        <w:jc w:val="left"/>
+      </w:pPr>
+      <w:r>
+        <w:t>For example, $5 million of future production value with a 90% survival probability contributes $4.5 million of expected value. Against a $4 million cap charge, the surplus is $500,000, or about $485,000 if that season is one year away. Multiplying the net $1 million by 90% would instead give $900,000 before discounting. That would incorrectly reduce the contract cost alongside production.</w:t>
+      </w:r>
+    </w:p>
+    <w:p>
+      <w:pPr>
+        <w:spacing w:after="200"/>
+        <w:jc w:val="left"/>
+      </w:pPr>
+      <w:r>
         <w:t>Survival multiplies production value but not the signed contract cost. A possible NHL departure therefore lowers expected output while the modeled cap charge continues. The calculation does not reconstruct the contract-specific relief that could follow retirement or another departure. Where relief would apply, keeping the cost overstates the burden.</w:t>
       </w:r>
     </w:p>
@@ -220,7 +409,25 @@
         <w:jc w:val="left"/>
       </w:pPr>
       <w:r>
-        <w:t>A contract with negative surplus costs more than this model's expected market price for its production. That need not mean the signing was a mistake. The estimate omits team fit, private information, and the value of avoiding a future negotiation. It also does not price the flexibility lost by committing cap space for many years; charging for that lost flexibility would reduce long-contract value further.</w:t>
+        <w:t>With production and price coefficients held constant, gross value stays at a constant share of the projected cap. Its 3% annual dollar growth is canceled by the 3% discount. A fixed dollar cap hit, however, becomes cheaper in current-cap terms. Changes in projected production or survival still change expected value, and growing costs do not receive the same benefit as fixed costs.</w:t>
+      </w:r>
+    </w:p>
+    <w:p>
+      <w:pPr>
+        <w:spacing w:after="200"/>
+        <w:jc w:val="left"/>
+      </w:pPr>
+      <w:r>
+        <w:t>The 3% path is a planning assumption. The model applies no additional discount for managerial impatience because the trade study may later investigate that behavior. Competitive position, uncertainty, and private information can also explain a club paying more for near-term output, so a preference for current assets would require interpretation.</w:t>
+      </w:r>
+    </w:p>
+    <w:p>
+      <w:pPr>
+        <w:spacing w:after="200"/>
+        <w:jc w:val="left"/>
+      </w:pPr>
+      <w:r>
+        <w:t>A negative surplus means the contract costs more than the fitted market price of its expected production. Team fit, private information, and avoiding a future negotiation may explain why a club still accepts it. The model also omits the cost of losing cap flexibility through a long commitment; adding that cost would lower long-contract value further.</w:t>
       </w:r>
     </w:p>
     <w:p>
@@ -266,6 +473,24 @@
         <w:jc w:val="left"/>
       </w:pPr>
       <w:r>
+        <w:t>For a goalie with a trailing baseline of 4.0 wins, the blend is approximately 0.35 times 4.0 plus 0.65 times 2.19, or 2.82 wins. Player-split validation retained the 65% weight on the league mean after adjusting shortened seasons. That test supports the blend. Holding it flat through future years is a separate modeling choice made without a fitted goalie aging curve.</w:t>
+      </w:r>
+    </w:p>
+    <w:p>
+      <w:pPr>
+        <w:spacing w:after="200"/>
+        <w:jc w:val="left"/>
+      </w:pPr>
+      <w:r>
+        <w:t>Goalie exit probabilities are estimated separately on the goalie production scale. Future contract years retain the goalie's own baseline even when there is no future performance row. This preserves the difference between strong and weak goalies in forecasts. A goalie with no usable history remains unpriced.</w:t>
+      </w:r>
+    </w:p>
+    <w:p>
+      <w:pPr>
+        <w:spacing w:after="200"/>
+        <w:jc w:val="left"/>
+      </w:pPr>
+      <w:r>
         <w:t>The goalie rate remains an older ordinary least-squares estimate, recovered from the locked goalie output to avoid rounding drift. It is approximately 1.391% of the cap plus 1.059% per goalie win. It does not use the skater censored regression or the same floor treatment. Goalie control years also lack the skater qualification-rate adjustment. These differences limit how closely the two sets of contract values can be compared, even though both end in surplus dollars.</w:t>
       </w:r>
     </w:p>
@@ -275,7 +500,7 @@
         <w:jc w:val="left"/>
       </w:pPr>
       <w:r>
-        <w:t>The September 9 rebuild produced 2,981 contract estimates: 2,591 skaters and 390 goalies. The historical panel contains 6,939 valuation rows. Those counts describe the priced sample, not complete coverage of all NHL contracts.</w:t>
+        <w:t>The September 9 rebuild priced 2,981 contracts: 2,591 skaters and 390 goalies. The historical panel contains 6,939 valuation rows because a contract can be valued from more than one season. These are different counts, and neither represents complete coverage of all NHL contracts.</w:t>
       </w:r>
     </w:p>
     <w:sectPr>
